--- a/Nikhil_Resume - Copy.docx
+++ b/Nikhil_Resume - Copy.docx
@@ -85,6 +85,7 @@
         <w:t xml:space="preserve">| </w:t>
       </w:r>
       <w:hyperlink r:id="rId7" w:history="1">
+        <w:proofErr w:type="spellStart"/>
         <w:r>
           <w:rPr>
             <w:rStyle w:val="Hyperlink"/>
@@ -92,6 +93,7 @@
           </w:rPr>
           <w:t>Linkedin</w:t>
         </w:r>
+        <w:proofErr w:type="spellEnd"/>
       </w:hyperlink>
       <w:r>
         <w:rPr>
@@ -114,6 +116,7 @@
         <w:t xml:space="preserve"> </w:t>
       </w:r>
       <w:hyperlink r:id="rId8" w:history="1">
+        <w:proofErr w:type="spellStart"/>
         <w:r>
           <w:rPr>
             <w:rStyle w:val="Hyperlink"/>
@@ -122,6 +125,7 @@
           </w:rPr>
           <w:t>Github</w:t>
         </w:r>
+        <w:proofErr w:type="spellEnd"/>
       </w:hyperlink>
       <w:r>
         <w:rPr>
@@ -252,7 +256,61 @@
           <w:sz w:val="19"/>
           <w:szCs w:val="19"/>
         </w:rPr>
-        <w:t>Results-driven Software Engineer with strong experience in full-stack development, AI/ML, and cloud-native systems, skilled in Python, Java, JavaScript, TypeScript, Spring Boot, React/Next.js, Node.js, and FastAPI. Proficient in building scalable microservices, REST/GraphQL APIs, distributed systems, event-driven architectures using Kafka and RabbitMQ, and deploying applications on AWS with Docker and Kubernetes. Experienced in developing RAG pipelines, Generative AI solutions, computer vision models, and data-driven analytics using TensorFlow, OpenCV, FAISS, BM25, and Pandas. Demonstrated ability to improve system performance, automate workflows, optimize data pipelines, and deliver high-quality software in Agile environments. Strong communicator with experience mentoring students, contributing to research, and leading end-to-end project delivery.</w:t>
+        <w:t xml:space="preserve">Results-driven Software Engineer with strong experience in full-stack development, AI/ML, and cloud-native systems, skilled in Python, Java, JavaScript, TypeScript, Spring Boot, React/Next.js, Node.js, and </w:t>
+      </w:r>
+      <w:proofErr w:type="spellStart"/>
+      <w:r>
+        <w:rPr>
+          <w:spacing w:val="-8"/>
+          <w:sz w:val="19"/>
+          <w:szCs w:val="19"/>
+        </w:rPr>
+        <w:t>FastAPI</w:t>
+      </w:r>
+      <w:proofErr w:type="spellEnd"/>
+      <w:r>
+        <w:rPr>
+          <w:spacing w:val="-8"/>
+          <w:sz w:val="19"/>
+          <w:szCs w:val="19"/>
+        </w:rPr>
+        <w:t>. Proficient in building scalable microservices, REST/</w:t>
+      </w:r>
+      <w:proofErr w:type="spellStart"/>
+      <w:r>
+        <w:rPr>
+          <w:spacing w:val="-8"/>
+          <w:sz w:val="19"/>
+          <w:szCs w:val="19"/>
+        </w:rPr>
+        <w:t>GraphQL</w:t>
+      </w:r>
+      <w:proofErr w:type="spellEnd"/>
+      <w:r>
+        <w:rPr>
+          <w:spacing w:val="-8"/>
+          <w:sz w:val="19"/>
+          <w:szCs w:val="19"/>
+        </w:rPr>
+        <w:t xml:space="preserve"> APIs, distributed systems, event-driven </w:t>
+      </w:r>
+      <w:proofErr w:type="gramStart"/>
+      <w:r>
+        <w:rPr>
+          <w:spacing w:val="-8"/>
+          <w:sz w:val="19"/>
+          <w:szCs w:val="19"/>
+        </w:rPr>
+        <w:t>architectures</w:t>
+      </w:r>
+      <w:proofErr w:type="gramEnd"/>
+      <w:r>
+        <w:rPr>
+          <w:spacing w:val="-8"/>
+          <w:sz w:val="19"/>
+          <w:szCs w:val="19"/>
+        </w:rPr>
+        <w:t xml:space="preserve"> using Kafka and RabbitMQ, and deploying applications on AWS with Docker and Kubernetes. Experienced in developing RAG pipelines, Generative AI solutions, computer vision models, and data-driven analytics using TensorFlow, OpenCV, FAISS, BM25, and Pandas. Demonstrated ability to improve system performance, automate workflows, optimize data pipelines, and deliver high-quality software in Agile environments. Strong communicator with experience mentoring students, contributing to research, and leading end-to-end project delivery.</w:t>
       </w:r>
     </w:p>
     <w:p>
@@ -360,7 +418,7 @@
           <w:tab w:val="left" w:pos="3052"/>
         </w:tabs>
         <w:spacing w:line="252" w:lineRule="auto"/>
-        <w:ind w:left="135" w:right="5122"/>
+        <w:ind w:left="135" w:right="930"/>
       </w:pPr>
       <w:r>
         <w:tab/>
@@ -407,7 +465,7 @@
           <w:tab w:val="left" w:pos="3052"/>
         </w:tabs>
         <w:spacing w:line="252" w:lineRule="auto"/>
-        <w:ind w:left="135" w:right="2640" w:firstLine="0"/>
+        <w:ind w:left="135" w:right="570" w:firstLine="0"/>
         <w:jc w:val="left"/>
       </w:pPr>
       <w:r>
@@ -452,8 +510,13 @@
         <w:t>.js, Express</w:t>
       </w:r>
       <w:r>
-        <w:t>, FastAPI</w:t>
-      </w:r>
+        <w:t xml:space="preserve">, </w:t>
+      </w:r>
+      <w:proofErr w:type="spellStart"/>
+      <w:r>
+        <w:t>FastAPI</w:t>
+      </w:r>
+      <w:proofErr w:type="spellEnd"/>
     </w:p>
     <w:p>
       <w:pPr>
@@ -462,7 +525,7 @@
           <w:tab w:val="left" w:pos="3052"/>
         </w:tabs>
         <w:spacing w:line="252" w:lineRule="auto"/>
-        <w:ind w:left="135" w:right="2640" w:firstLine="0"/>
+        <w:ind w:left="135" w:right="570" w:firstLine="0"/>
         <w:jc w:val="left"/>
       </w:pPr>
       <w:r>
@@ -491,12 +554,19 @@
       <w:r>
         <w:t xml:space="preserve">, </w:t>
       </w:r>
+      <w:proofErr w:type="spellStart"/>
       <w:r>
         <w:t>ChromaDB</w:t>
       </w:r>
-      <w:r>
-        <w:t>, PineCone</w:t>
-      </w:r>
+      <w:proofErr w:type="spellEnd"/>
+      <w:r>
+        <w:t xml:space="preserve">, </w:t>
+      </w:r>
+      <w:proofErr w:type="spellStart"/>
+      <w:r>
+        <w:t>PineCone</w:t>
+      </w:r>
+      <w:proofErr w:type="spellEnd"/>
     </w:p>
     <w:p>
       <w:pPr>
@@ -505,7 +575,7 @@
           <w:tab w:val="left" w:pos="3052"/>
         </w:tabs>
         <w:spacing w:line="252" w:lineRule="auto"/>
-        <w:ind w:left="135" w:right="2640"/>
+        <w:ind w:left="135" w:right="480"/>
       </w:pPr>
       <w:r>
         <w:tab/>
@@ -534,7 +604,7 @@
           <w:tab w:val="left" w:pos="3052"/>
         </w:tabs>
         <w:spacing w:line="252" w:lineRule="auto"/>
-        <w:ind w:left="135" w:right="1020"/>
+        <w:ind w:left="135" w:right="570"/>
       </w:pPr>
       <w:r>
         <w:tab/>
@@ -553,7 +623,15 @@
         <w:t xml:space="preserve">Microservices, </w:t>
       </w:r>
       <w:r>
-        <w:t>Load Balancing, WebSockets, Caching, Distributed Systems</w:t>
+        <w:t xml:space="preserve">Load Balancing, </w:t>
+      </w:r>
+      <w:proofErr w:type="spellStart"/>
+      <w:r>
+        <w:t>WebSockets</w:t>
+      </w:r>
+      <w:proofErr w:type="spellEnd"/>
+      <w:r>
+        <w:t>, Caching, Distributed Systems</w:t>
       </w:r>
     </w:p>
     <w:p>
@@ -563,7 +641,7 @@
           <w:tab w:val="left" w:pos="3052"/>
         </w:tabs>
         <w:spacing w:line="252" w:lineRule="auto"/>
-        <w:ind w:left="135" w:right="1020"/>
+        <w:ind w:left="135" w:right="480"/>
       </w:pPr>
       <w:r>
         <w:tab/>
@@ -606,7 +684,7 @@
           <w:tab w:val="left" w:pos="3052"/>
         </w:tabs>
         <w:spacing w:line="252" w:lineRule="auto"/>
-        <w:ind w:left="135" w:right="1020"/>
+        <w:ind w:left="135" w:right="300"/>
       </w:pPr>
       <w:r>
         <w:tab/>
@@ -636,8 +714,13 @@
         <w:t xml:space="preserve"> </w:t>
       </w:r>
       <w:r>
-        <w:t>Generative AI, LangChain</w:t>
-      </w:r>
+        <w:t xml:space="preserve">Generative AI, </w:t>
+      </w:r>
+      <w:proofErr w:type="spellStart"/>
+      <w:r>
+        <w:t>LangChain</w:t>
+      </w:r>
+      <w:proofErr w:type="spellEnd"/>
       <w:r>
         <w:t xml:space="preserve">, </w:t>
       </w:r>
@@ -661,7 +744,7 @@
           <w:tab w:val="left" w:pos="3052"/>
         </w:tabs>
         <w:spacing w:line="252" w:lineRule="auto"/>
-        <w:ind w:left="135" w:right="1020"/>
+        <w:ind w:left="135" w:right="300"/>
       </w:pPr>
       <w:r>
         <w:rPr>
@@ -672,7 +755,15 @@
         <w:t>Methodologies:</w:t>
       </w:r>
       <w:r>
-        <w:t xml:space="preserve"> Agile, Scrum, CI/CD, REST/GraphQL API Design</w:t>
+        <w:t xml:space="preserve"> Agile, Scrum, CI/CD, REST/</w:t>
+      </w:r>
+      <w:proofErr w:type="spellStart"/>
+      <w:r>
+        <w:t>GraphQL</w:t>
+      </w:r>
+      <w:proofErr w:type="spellEnd"/>
+      <w:r>
+        <w:t xml:space="preserve"> API Design</w:t>
       </w:r>
     </w:p>
     <w:p>
@@ -1646,11 +1737,19 @@
           <w:sz w:val="19"/>
         </w:rPr>
       </w:pPr>
-      <w:r>
-        <w:rPr>
-          <w:sz w:val="19"/>
-        </w:rPr>
-        <w:t>Sahith.T,</w:t>
+      <w:proofErr w:type="spellStart"/>
+      <w:r>
+        <w:rPr>
+          <w:sz w:val="19"/>
+        </w:rPr>
+        <w:t>Sahith.T</w:t>
+      </w:r>
+      <w:proofErr w:type="spellEnd"/>
+      <w:r>
+        <w:rPr>
+          <w:sz w:val="19"/>
+        </w:rPr>
+        <w:t>,</w:t>
       </w:r>
       <w:r>
         <w:rPr>
@@ -1659,11 +1758,19 @@
         </w:rPr>
         <w:t xml:space="preserve"> </w:t>
       </w:r>
-      <w:r>
-        <w:rPr>
-          <w:sz w:val="19"/>
-        </w:rPr>
-        <w:t>Nikhil.T,</w:t>
+      <w:proofErr w:type="spellStart"/>
+      <w:r>
+        <w:rPr>
+          <w:sz w:val="19"/>
+        </w:rPr>
+        <w:t>Nikhil.T</w:t>
+      </w:r>
+      <w:proofErr w:type="spellEnd"/>
+      <w:r>
+        <w:rPr>
+          <w:sz w:val="19"/>
+        </w:rPr>
+        <w:t>,</w:t>
       </w:r>
       <w:r>
         <w:rPr>
@@ -1685,11 +1792,19 @@
         </w:rPr>
         <w:t xml:space="preserve"> </w:t>
       </w:r>
-      <w:r>
-        <w:rPr>
-          <w:sz w:val="19"/>
-        </w:rPr>
-        <w:t>Rashmitha.S,</w:t>
+      <w:proofErr w:type="spellStart"/>
+      <w:r>
+        <w:rPr>
+          <w:sz w:val="19"/>
+        </w:rPr>
+        <w:t>Rashmitha.S</w:t>
+      </w:r>
+      <w:proofErr w:type="spellEnd"/>
+      <w:r>
+        <w:rPr>
+          <w:sz w:val="19"/>
+        </w:rPr>
+        <w:t>,</w:t>
       </w:r>
       <w:r>
         <w:rPr>
@@ -1698,12 +1813,14 @@
         </w:rPr>
         <w:t xml:space="preserve"> </w:t>
       </w:r>
+      <w:proofErr w:type="spellStart"/>
       <w:r>
         <w:rPr>
           <w:sz w:val="19"/>
         </w:rPr>
         <w:t>Sandhya.S</w:t>
       </w:r>
+      <w:proofErr w:type="spellEnd"/>
       <w:r>
         <w:rPr>
           <w:spacing w:val="-9"/>
@@ -1999,13 +2116,77 @@
           <w:sz w:val="19"/>
         </w:rPr>
       </w:pPr>
-      <w:r>
-        <w:rPr>
-          <w:b/>
-          <w:bCs/>
-          <w:sz w:val="19"/>
-        </w:rPr>
-        <w:t>LangGraph Stock Pattern Analyzer (FinBot) | Python, LangGraph, Google Gemini API, yfinance, Pandas, Matplotlib</w:t>
+      <w:proofErr w:type="spellStart"/>
+      <w:r>
+        <w:rPr>
+          <w:b/>
+          <w:bCs/>
+          <w:sz w:val="19"/>
+        </w:rPr>
+        <w:t>LangGraph</w:t>
+      </w:r>
+      <w:proofErr w:type="spellEnd"/>
+      <w:r>
+        <w:rPr>
+          <w:b/>
+          <w:bCs/>
+          <w:sz w:val="19"/>
+        </w:rPr>
+        <w:t xml:space="preserve"> Stock Pattern Analyzer (</w:t>
+      </w:r>
+      <w:proofErr w:type="spellStart"/>
+      <w:r>
+        <w:rPr>
+          <w:b/>
+          <w:bCs/>
+          <w:sz w:val="19"/>
+        </w:rPr>
+        <w:t>FinBot</w:t>
+      </w:r>
+      <w:proofErr w:type="spellEnd"/>
+      <w:r>
+        <w:rPr>
+          <w:b/>
+          <w:bCs/>
+          <w:sz w:val="19"/>
+        </w:rPr>
+        <w:t xml:space="preserve">) | Python, </w:t>
+      </w:r>
+      <w:proofErr w:type="spellStart"/>
+      <w:r>
+        <w:rPr>
+          <w:b/>
+          <w:bCs/>
+          <w:sz w:val="19"/>
+        </w:rPr>
+        <w:t>LangGraph</w:t>
+      </w:r>
+      <w:proofErr w:type="spellEnd"/>
+      <w:r>
+        <w:rPr>
+          <w:b/>
+          <w:bCs/>
+          <w:sz w:val="19"/>
+        </w:rPr>
+        <w:t xml:space="preserve">, Google Gemini API, </w:t>
+      </w:r>
+      <w:proofErr w:type="spellStart"/>
+      <w:r>
+        <w:rPr>
+          <w:b/>
+          <w:bCs/>
+          <w:sz w:val="19"/>
+        </w:rPr>
+        <w:t>yfinance</w:t>
+      </w:r>
+      <w:proofErr w:type="spellEnd"/>
+      <w:r>
+        <w:rPr>
+          <w:b/>
+          <w:bCs/>
+          <w:sz w:val="19"/>
+        </w:rPr>
+        <w:t>, Pandas, Matplotlib</w:t>
       </w:r>
     </w:p>
     <w:p>
@@ -2043,6 +2224,7 @@
         </w:rPr>
         <w:t xml:space="preserve"> using </w:t>
       </w:r>
+      <w:proofErr w:type="spellStart"/>
       <w:r>
         <w:rPr>
           <w:b/>
@@ -2051,6 +2233,7 @@
         </w:rPr>
         <w:t>LangGraph</w:t>
       </w:r>
+      <w:proofErr w:type="spellEnd"/>
       <w:r>
         <w:rPr>
           <w:sz w:val="19"/>
@@ -2207,20 +2390,41 @@
         </w:rPr>
         <w:t xml:space="preserve">Designed modular, state-driven architecture using </w:t>
       </w:r>
-      <w:r>
-        <w:rPr>
-          <w:b/>
-          <w:bCs/>
-          <w:sz w:val="19"/>
-        </w:rPr>
-        <w:t>LangGraph’s StateGraph</w:t>
-      </w:r>
+      <w:proofErr w:type="spellStart"/>
+      <w:r>
+        <w:rPr>
+          <w:b/>
+          <w:bCs/>
+          <w:sz w:val="19"/>
+        </w:rPr>
+        <w:t>LangGraph’s</w:t>
+      </w:r>
+      <w:proofErr w:type="spellEnd"/>
+      <w:r>
+        <w:rPr>
+          <w:b/>
+          <w:bCs/>
+          <w:sz w:val="19"/>
+        </w:rPr>
+        <w:t xml:space="preserve"> </w:t>
+      </w:r>
+      <w:proofErr w:type="spellStart"/>
+      <w:r>
+        <w:rPr>
+          <w:b/>
+          <w:bCs/>
+          <w:sz w:val="19"/>
+        </w:rPr>
+        <w:t>StateGraph</w:t>
+      </w:r>
+      <w:proofErr w:type="spellEnd"/>
       <w:r>
         <w:rPr>
           <w:sz w:val="19"/>
         </w:rPr>
         <w:t xml:space="preserve"> and </w:t>
       </w:r>
+      <w:proofErr w:type="spellStart"/>
       <w:r>
         <w:rPr>
           <w:b/>
@@ -2229,6 +2433,7 @@
         </w:rPr>
         <w:t>TypedDict</w:t>
       </w:r>
+      <w:proofErr w:type="spellEnd"/>
       <w:r>
         <w:rPr>
           <w:sz w:val="19"/>
@@ -2255,7 +2460,25 @@
           <w:bCs/>
           <w:sz w:val="19"/>
         </w:rPr>
-        <w:t>Customer Support RAG System | Python, FAISS, Sentence Transformers, BM25, Cross Encoder, Gradio, OpenAI</w:t>
+        <w:t xml:space="preserve">Customer Support RAG System | Python, FAISS, Sentence Transformers, BM25, Cross Encoder, </w:t>
+      </w:r>
+      <w:proofErr w:type="spellStart"/>
+      <w:r>
+        <w:rPr>
+          <w:b/>
+          <w:bCs/>
+          <w:sz w:val="19"/>
+        </w:rPr>
+        <w:t>Gradio</w:t>
+      </w:r>
+      <w:proofErr w:type="spellEnd"/>
+      <w:r>
+        <w:rPr>
+          <w:b/>
+          <w:bCs/>
+          <w:sz w:val="19"/>
+        </w:rPr>
+        <w:t>, OpenAI</w:t>
       </w:r>
     </w:p>
     <w:p>
@@ -2471,13 +2694,23 @@
         </w:rPr>
         <w:t xml:space="preserve">Delivered an intuitive </w:t>
       </w:r>
-      <w:r>
-        <w:rPr>
-          <w:b/>
-          <w:bCs/>
-          <w:sz w:val="19"/>
-        </w:rPr>
-        <w:t>Gradio UI</w:t>
+      <w:proofErr w:type="spellStart"/>
+      <w:r>
+        <w:rPr>
+          <w:b/>
+          <w:bCs/>
+          <w:sz w:val="19"/>
+        </w:rPr>
+        <w:t>Gradio</w:t>
+      </w:r>
+      <w:proofErr w:type="spellEnd"/>
+      <w:r>
+        <w:rPr>
+          <w:b/>
+          <w:bCs/>
+          <w:sz w:val="19"/>
+        </w:rPr>
+        <w:t xml:space="preserve"> UI</w:t>
       </w:r>
       <w:r>
         <w:rPr>
@@ -2505,8 +2738,18 @@
           <w:bCs/>
           <w:sz w:val="19"/>
         </w:rPr>
-        <w:t>Welding Pro – Microservices-Based E-Commerce Platform | Java, Spring Boot, Next.js, Docker, Netlify, WebSockets</w:t>
-      </w:r>
+        <w:t xml:space="preserve">Welding Pro – Microservices-Based E-Commerce Platform | Java, Spring Boot, Next.js, Docker, Netlify, </w:t>
+      </w:r>
+      <w:proofErr w:type="spellStart"/>
+      <w:r>
+        <w:rPr>
+          <w:b/>
+          <w:bCs/>
+          <w:sz w:val="19"/>
+        </w:rPr>
+        <w:t>WebSockets</w:t>
+      </w:r>
+      <w:proofErr w:type="spellEnd"/>
     </w:p>
     <w:p>
       <w:pPr>
@@ -2591,7 +2834,21 @@
         <w:rPr>
           <w:sz w:val="19"/>
         </w:rPr>
-        <w:t xml:space="preserve"> via WebSockets.</w:t>
+        <w:t xml:space="preserve"> via </w:t>
+      </w:r>
+      <w:proofErr w:type="spellStart"/>
+      <w:r>
+        <w:rPr>
+          <w:sz w:val="19"/>
+        </w:rPr>
+        <w:t>WebSockets</w:t>
+      </w:r>
+      <w:proofErr w:type="spellEnd"/>
+      <w:r>
+        <w:rPr>
+          <w:sz w:val="19"/>
+        </w:rPr>
+        <w:t>.</w:t>
       </w:r>
     </w:p>
     <w:p>
@@ -3122,14 +3379,70 @@
           <w:sz w:val="19"/>
         </w:rPr>
       </w:pPr>
-      <w:r>
-        <w:rPr>
-          <w:b/>
-          <w:bCs/>
-          <w:sz w:val="19"/>
-        </w:rPr>
-        <w:t>ElderCare Voice Assistant | Python, Tkinter, Groq LLM API, SpeechRecognition</w:t>
-      </w:r>
+      <w:proofErr w:type="spellStart"/>
+      <w:r>
+        <w:rPr>
+          <w:b/>
+          <w:bCs/>
+          <w:sz w:val="19"/>
+        </w:rPr>
+        <w:t>ElderCare</w:t>
+      </w:r>
+      <w:proofErr w:type="spellEnd"/>
+      <w:r>
+        <w:rPr>
+          <w:b/>
+          <w:bCs/>
+          <w:sz w:val="19"/>
+        </w:rPr>
+        <w:t xml:space="preserve"> Voice Assistant | Python, </w:t>
+      </w:r>
+      <w:proofErr w:type="spellStart"/>
+      <w:r>
+        <w:rPr>
+          <w:b/>
+          <w:bCs/>
+          <w:sz w:val="19"/>
+        </w:rPr>
+        <w:t>Tkinter</w:t>
+      </w:r>
+      <w:proofErr w:type="spellEnd"/>
+      <w:r>
+        <w:rPr>
+          <w:b/>
+          <w:bCs/>
+          <w:sz w:val="19"/>
+        </w:rPr>
+        <w:t xml:space="preserve">, </w:t>
+      </w:r>
+      <w:proofErr w:type="spellStart"/>
+      <w:r>
+        <w:rPr>
+          <w:b/>
+          <w:bCs/>
+          <w:sz w:val="19"/>
+        </w:rPr>
+        <w:t>Groq</w:t>
+      </w:r>
+      <w:proofErr w:type="spellEnd"/>
+      <w:r>
+        <w:rPr>
+          <w:b/>
+          <w:bCs/>
+          <w:sz w:val="19"/>
+        </w:rPr>
+        <w:t xml:space="preserve"> LLM API, </w:t>
+      </w:r>
+      <w:proofErr w:type="spellStart"/>
+      <w:r>
+        <w:rPr>
+          <w:b/>
+          <w:bCs/>
+          <w:sz w:val="19"/>
+        </w:rPr>
+        <w:t>SpeechRecognition</w:t>
+      </w:r>
+      <w:proofErr w:type="spellEnd"/>
     </w:p>
     <w:p>
       <w:pPr>
@@ -3230,6 +3543,7 @@
         </w:rPr>
         <w:t xml:space="preserve"> using </w:t>
       </w:r>
+      <w:proofErr w:type="spellStart"/>
       <w:r>
         <w:rPr>
           <w:b/>
@@ -3238,6 +3552,7 @@
         </w:rPr>
         <w:t>SpeechRecognition</w:t>
       </w:r>
+      <w:proofErr w:type="spellEnd"/>
       <w:r>
         <w:rPr>
           <w:sz w:val="19"/>
@@ -3270,7 +3585,21 @@
         <w:rPr>
           <w:sz w:val="19"/>
         </w:rPr>
-        <w:t xml:space="preserve"> and real-time response through Groq’s LLM API.</w:t>
+        <w:t xml:space="preserve"> and real-time response through </w:t>
+      </w:r>
+      <w:proofErr w:type="spellStart"/>
+      <w:r>
+        <w:rPr>
+          <w:sz w:val="19"/>
+        </w:rPr>
+        <w:t>Groq’s</w:t>
+      </w:r>
+      <w:proofErr w:type="spellEnd"/>
+      <w:r>
+        <w:rPr>
+          <w:sz w:val="19"/>
+        </w:rPr>
+        <w:t xml:space="preserve"> LLM API.</w:t>
       </w:r>
     </w:p>
     <w:p>
@@ -3370,7 +3699,21 @@
         <w:rPr>
           <w:sz w:val="19"/>
         </w:rPr>
-        <w:t xml:space="preserve"> with Tkinter, featuring </w:t>
+        <w:t xml:space="preserve"> with </w:t>
+      </w:r>
+      <w:proofErr w:type="spellStart"/>
+      <w:r>
+        <w:rPr>
+          <w:sz w:val="19"/>
+        </w:rPr>
+        <w:t>Tkinter</w:t>
+      </w:r>
+      <w:proofErr w:type="spellEnd"/>
+      <w:r>
+        <w:rPr>
+          <w:sz w:val="19"/>
+        </w:rPr>
+        <w:t xml:space="preserve">, featuring </w:t>
       </w:r>
       <w:r>
         <w:rPr>
@@ -3420,8 +3763,90 @@
           <w:bCs/>
           <w:sz w:val="19"/>
         </w:rPr>
-        <w:t>Cold Email Generator | Python, LangChain, Groq (LLaMA 3), ChromaDB, Streamlit</w:t>
-      </w:r>
+        <w:t xml:space="preserve">Cold Email Generator | Python, </w:t>
+      </w:r>
+      <w:proofErr w:type="spellStart"/>
+      <w:r>
+        <w:rPr>
+          <w:b/>
+          <w:bCs/>
+          <w:sz w:val="19"/>
+        </w:rPr>
+        <w:t>LangChain</w:t>
+      </w:r>
+      <w:proofErr w:type="spellEnd"/>
+      <w:r>
+        <w:rPr>
+          <w:b/>
+          <w:bCs/>
+          <w:sz w:val="19"/>
+        </w:rPr>
+        <w:t xml:space="preserve">, </w:t>
+      </w:r>
+      <w:proofErr w:type="spellStart"/>
+      <w:r>
+        <w:rPr>
+          <w:b/>
+          <w:bCs/>
+          <w:sz w:val="19"/>
+        </w:rPr>
+        <w:t>Groq</w:t>
+      </w:r>
+      <w:proofErr w:type="spellEnd"/>
+      <w:r>
+        <w:rPr>
+          <w:b/>
+          <w:bCs/>
+          <w:sz w:val="19"/>
+        </w:rPr>
+        <w:t xml:space="preserve"> (</w:t>
+      </w:r>
+      <w:proofErr w:type="spellStart"/>
+      <w:r>
+        <w:rPr>
+          <w:b/>
+          <w:bCs/>
+          <w:sz w:val="19"/>
+        </w:rPr>
+        <w:t>LLaMA</w:t>
+      </w:r>
+      <w:proofErr w:type="spellEnd"/>
+      <w:r>
+        <w:rPr>
+          <w:b/>
+          <w:bCs/>
+          <w:sz w:val="19"/>
+        </w:rPr>
+        <w:t xml:space="preserve"> 3), </w:t>
+      </w:r>
+      <w:proofErr w:type="spellStart"/>
+      <w:r>
+        <w:rPr>
+          <w:b/>
+          <w:bCs/>
+          <w:sz w:val="19"/>
+        </w:rPr>
+        <w:t>ChromaDB</w:t>
+      </w:r>
+      <w:proofErr w:type="spellEnd"/>
+      <w:r>
+        <w:rPr>
+          <w:b/>
+          <w:bCs/>
+          <w:sz w:val="19"/>
+        </w:rPr>
+        <w:t xml:space="preserve">, </w:t>
+      </w:r>
+      <w:proofErr w:type="spellStart"/>
+      <w:r>
+        <w:rPr>
+          <w:b/>
+          <w:bCs/>
+          <w:sz w:val="19"/>
+        </w:rPr>
+        <w:t>Streamlit</w:t>
+      </w:r>
+      <w:proofErr w:type="spellEnd"/>
     </w:p>
     <w:p>
       <w:pPr>
@@ -3494,13 +3919,41 @@
         </w:rPr>
         <w:t xml:space="preserve">Integrated </w:t>
       </w:r>
-      <w:r>
-        <w:rPr>
-          <w:b/>
-          <w:bCs/>
-          <w:sz w:val="19"/>
-        </w:rPr>
-        <w:t>LLaMA 3 via Groq API</w:t>
+      <w:proofErr w:type="spellStart"/>
+      <w:r>
+        <w:rPr>
+          <w:b/>
+          <w:bCs/>
+          <w:sz w:val="19"/>
+        </w:rPr>
+        <w:t>LLaMA</w:t>
+      </w:r>
+      <w:proofErr w:type="spellEnd"/>
+      <w:r>
+        <w:rPr>
+          <w:b/>
+          <w:bCs/>
+          <w:sz w:val="19"/>
+        </w:rPr>
+        <w:t xml:space="preserve"> 3 via </w:t>
+      </w:r>
+      <w:proofErr w:type="spellStart"/>
+      <w:r>
+        <w:rPr>
+          <w:b/>
+          <w:bCs/>
+          <w:sz w:val="19"/>
+        </w:rPr>
+        <w:t>Groq</w:t>
+      </w:r>
+      <w:proofErr w:type="spellEnd"/>
+      <w:r>
+        <w:rPr>
+          <w:b/>
+          <w:bCs/>
+          <w:sz w:val="19"/>
+        </w:rPr>
+        <w:t xml:space="preserve"> API</w:t>
       </w:r>
       <w:r>
         <w:rPr>
@@ -3572,13 +4025,23 @@
         </w:rPr>
         <w:t xml:space="preserve">Designed and deployed a </w:t>
       </w:r>
-      <w:r>
-        <w:rPr>
-          <w:b/>
-          <w:bCs/>
-          <w:sz w:val="19"/>
-        </w:rPr>
-        <w:t>Streamlit web interface</w:t>
+      <w:proofErr w:type="spellStart"/>
+      <w:r>
+        <w:rPr>
+          <w:b/>
+          <w:bCs/>
+          <w:sz w:val="19"/>
+        </w:rPr>
+        <w:t>Streamlit</w:t>
+      </w:r>
+      <w:proofErr w:type="spellEnd"/>
+      <w:r>
+        <w:rPr>
+          <w:b/>
+          <w:bCs/>
+          <w:sz w:val="19"/>
+        </w:rPr>
+        <w:t xml:space="preserve"> web interface</w:t>
       </w:r>
       <w:r>
         <w:rPr>
@@ -3636,13 +4099,23 @@
         </w:rPr>
         <w:t xml:space="preserve"> through </w:t>
       </w:r>
-      <w:r>
-        <w:rPr>
-          <w:b/>
-          <w:bCs/>
-          <w:sz w:val="19"/>
-        </w:rPr>
-        <w:t>ChromaDB vector search</w:t>
+      <w:proofErr w:type="spellStart"/>
+      <w:r>
+        <w:rPr>
+          <w:b/>
+          <w:bCs/>
+          <w:sz w:val="19"/>
+        </w:rPr>
+        <w:t>ChromaDB</w:t>
+      </w:r>
+      <w:proofErr w:type="spellEnd"/>
+      <w:r>
+        <w:rPr>
+          <w:b/>
+          <w:bCs/>
+          <w:sz w:val="19"/>
+        </w:rPr>
+        <w:t xml:space="preserve"> vector search</w:t>
       </w:r>
       <w:r>
         <w:rPr>
@@ -3678,7 +4151,25 @@
           <w:bCs/>
           <w:sz w:val="19"/>
         </w:rPr>
-        <w:t>modular LangChain pipelines</w:t>
+        <w:t xml:space="preserve">modular </w:t>
+      </w:r>
+      <w:proofErr w:type="spellStart"/>
+      <w:r>
+        <w:rPr>
+          <w:b/>
+          <w:bCs/>
+          <w:sz w:val="19"/>
+        </w:rPr>
+        <w:t>LangChain</w:t>
+      </w:r>
+      <w:proofErr w:type="spellEnd"/>
+      <w:r>
+        <w:rPr>
+          <w:b/>
+          <w:bCs/>
+          <w:sz w:val="19"/>
+        </w:rPr>
+        <w:t xml:space="preserve"> pipelines</w:t>
       </w:r>
       <w:r>
         <w:rPr>
@@ -3720,7 +4211,25 @@
           <w:bCs/>
           <w:sz w:val="19"/>
         </w:rPr>
-        <w:t>Market Regime Detection System | Python, Yahoo Finance API, AWS S3, Streamlit, Plotly, Pandas</w:t>
+        <w:t xml:space="preserve">Market Regime Detection System | Python, Yahoo Finance API, AWS S3, </w:t>
+      </w:r>
+      <w:proofErr w:type="spellStart"/>
+      <w:r>
+        <w:rPr>
+          <w:b/>
+          <w:bCs/>
+          <w:sz w:val="19"/>
+        </w:rPr>
+        <w:t>Streamlit</w:t>
+      </w:r>
+      <w:proofErr w:type="spellEnd"/>
+      <w:r>
+        <w:rPr>
+          <w:b/>
+          <w:bCs/>
+          <w:sz w:val="19"/>
+        </w:rPr>
+        <w:t>, Plotly, Pandas</w:t>
       </w:r>
     </w:p>
     <w:p>
@@ -3750,7 +4259,25 @@
           <w:bCs/>
           <w:sz w:val="19"/>
         </w:rPr>
-        <w:t>modular LangChain pipelines</w:t>
+        <w:t xml:space="preserve">modular </w:t>
+      </w:r>
+      <w:proofErr w:type="spellStart"/>
+      <w:r>
+        <w:rPr>
+          <w:b/>
+          <w:bCs/>
+          <w:sz w:val="19"/>
+        </w:rPr>
+        <w:t>LangChain</w:t>
+      </w:r>
+      <w:proofErr w:type="spellEnd"/>
+      <w:r>
+        <w:rPr>
+          <w:b/>
+          <w:bCs/>
+          <w:sz w:val="19"/>
+        </w:rPr>
+        <w:t xml:space="preserve"> pipelines</w:t>
       </w:r>
       <w:r>
         <w:rPr>
@@ -3956,7 +4483,25 @@
           <w:bCs/>
           <w:sz w:val="19"/>
         </w:rPr>
-        <w:t>interactive Streamlit dashboard</w:t>
+        <w:t xml:space="preserve">interactive </w:t>
+      </w:r>
+      <w:proofErr w:type="spellStart"/>
+      <w:r>
+        <w:rPr>
+          <w:b/>
+          <w:bCs/>
+          <w:sz w:val="19"/>
+        </w:rPr>
+        <w:t>Streamlit</w:t>
+      </w:r>
+      <w:proofErr w:type="spellEnd"/>
+      <w:r>
+        <w:rPr>
+          <w:b/>
+          <w:bCs/>
+          <w:sz w:val="19"/>
+        </w:rPr>
+        <w:t xml:space="preserve"> dashboard</w:t>
       </w:r>
       <w:r>
         <w:rPr>
@@ -4076,7 +4621,25 @@
           <w:bCs/>
           <w:sz w:val="19"/>
         </w:rPr>
-        <w:t>Multi-Face Detection and Recognition System | Python, MTCNN, ResNet, OpenCV, TensorFlow</w:t>
+        <w:t xml:space="preserve">Multi-Face Detection and Recognition System | Python, MTCNN, </w:t>
+      </w:r>
+      <w:proofErr w:type="spellStart"/>
+      <w:r>
+        <w:rPr>
+          <w:b/>
+          <w:bCs/>
+          <w:sz w:val="19"/>
+        </w:rPr>
+        <w:t>ResNet</w:t>
+      </w:r>
+      <w:proofErr w:type="spellEnd"/>
+      <w:r>
+        <w:rPr>
+          <w:b/>
+          <w:bCs/>
+          <w:sz w:val="19"/>
+        </w:rPr>
+        <w:t>, OpenCV, TensorFlow</w:t>
       </w:r>
     </w:p>
     <w:p>
@@ -4120,8 +4683,18 @@
           <w:bCs/>
           <w:sz w:val="19"/>
         </w:rPr>
-        <w:t>MTCNN and ResNet</w:t>
-      </w:r>
+        <w:t xml:space="preserve">MTCNN and </w:t>
+      </w:r>
+      <w:proofErr w:type="spellStart"/>
+      <w:r>
+        <w:rPr>
+          <w:b/>
+          <w:bCs/>
+          <w:sz w:val="19"/>
+        </w:rPr>
+        <w:t>ResNet</w:t>
+      </w:r>
+      <w:proofErr w:type="spellEnd"/>
       <w:r>
         <w:rPr>
           <w:sz w:val="19"/>
@@ -4349,6 +4922,7 @@
         </w:rPr>
         <w:t xml:space="preserve"> on </w:t>
       </w:r>
+      <w:proofErr w:type="spellStart"/>
       <w:r>
         <w:rPr>
           <w:b/>
@@ -4357,6 +4931,7 @@
         </w:rPr>
         <w:t>npm</w:t>
       </w:r>
+      <w:proofErr w:type="spellEnd"/>
       <w:r>
         <w:rPr>
           <w:sz w:val="19"/>
@@ -4439,7 +5014,115 @@
         <w:rPr>
           <w:sz w:val="19"/>
         </w:rPr>
-        <w:t xml:space="preserve"> including .trim(), .stripTags(), .normalizeEmail(), .clamp(), and .toSlug() across string, number, and boolean types, achieving </w:t>
+        <w:t xml:space="preserve"> </w:t>
+      </w:r>
+      <w:proofErr w:type="gramStart"/>
+      <w:r>
+        <w:rPr>
+          <w:sz w:val="19"/>
+        </w:rPr>
+        <w:t>including .trim</w:t>
+      </w:r>
+      <w:proofErr w:type="gramEnd"/>
+      <w:r>
+        <w:rPr>
+          <w:sz w:val="19"/>
+        </w:rPr>
+        <w:t>()</w:t>
+      </w:r>
+      <w:proofErr w:type="gramStart"/>
+      <w:r>
+        <w:rPr>
+          <w:sz w:val="19"/>
+        </w:rPr>
+        <w:t>, .</w:t>
+      </w:r>
+      <w:proofErr w:type="spellStart"/>
+      <w:r>
+        <w:rPr>
+          <w:sz w:val="19"/>
+        </w:rPr>
+        <w:t>stripTags</w:t>
+      </w:r>
+      <w:proofErr w:type="spellEnd"/>
+      <w:proofErr w:type="gramEnd"/>
+      <w:r>
+        <w:rPr>
+          <w:sz w:val="19"/>
+        </w:rPr>
+        <w:t>()</w:t>
+      </w:r>
+      <w:proofErr w:type="gramStart"/>
+      <w:r>
+        <w:rPr>
+          <w:sz w:val="19"/>
+        </w:rPr>
+        <w:t>, .</w:t>
+      </w:r>
+      <w:proofErr w:type="spellStart"/>
+      <w:r>
+        <w:rPr>
+          <w:sz w:val="19"/>
+        </w:rPr>
+        <w:t>normalizeEmail</w:t>
+      </w:r>
+      <w:proofErr w:type="spellEnd"/>
+      <w:proofErr w:type="gramEnd"/>
+      <w:r>
+        <w:rPr>
+          <w:sz w:val="19"/>
+        </w:rPr>
+        <w:t>()</w:t>
+      </w:r>
+      <w:proofErr w:type="gramStart"/>
+      <w:r>
+        <w:rPr>
+          <w:sz w:val="19"/>
+        </w:rPr>
+        <w:t>, .clamp</w:t>
+      </w:r>
+      <w:proofErr w:type="gramEnd"/>
+      <w:r>
+        <w:rPr>
+          <w:sz w:val="19"/>
+        </w:rPr>
+        <w:t xml:space="preserve">(), </w:t>
+      </w:r>
+      <w:proofErr w:type="gramStart"/>
+      <w:r>
+        <w:rPr>
+          <w:sz w:val="19"/>
+        </w:rPr>
+        <w:t>and .</w:t>
+      </w:r>
+      <w:proofErr w:type="spellStart"/>
+      <w:r>
+        <w:rPr>
+          <w:sz w:val="19"/>
+        </w:rPr>
+        <w:t>toSlug</w:t>
+      </w:r>
+      <w:proofErr w:type="spellEnd"/>
+      <w:proofErr w:type="gramEnd"/>
+      <w:r>
+        <w:rPr>
+          <w:sz w:val="19"/>
+        </w:rPr>
+        <w:t xml:space="preserve">() across string, number, and </w:t>
+      </w:r>
+      <w:proofErr w:type="spellStart"/>
+      <w:r>
+        <w:rPr>
+          <w:sz w:val="19"/>
+        </w:rPr>
+        <w:t>boolean</w:t>
+      </w:r>
+      <w:proofErr w:type="spellEnd"/>
+      <w:r>
+        <w:rPr>
+          <w:sz w:val="19"/>
+        </w:rPr>
+        <w:t xml:space="preserve"> types, achieving </w:t>
       </w:r>
       <w:r>
         <w:rPr>
@@ -4489,7 +5172,37 @@
         <w:rPr>
           <w:sz w:val="19"/>
         </w:rPr>
-        <w:t xml:space="preserve"> via s.object(definition), enabling deep sanitization of complex form payloads in a single .sanitize() call. </w:t>
+        <w:t xml:space="preserve"> via </w:t>
+      </w:r>
+      <w:proofErr w:type="spellStart"/>
+      <w:proofErr w:type="gramStart"/>
+      <w:r>
+        <w:rPr>
+          <w:sz w:val="19"/>
+        </w:rPr>
+        <w:t>s.object</w:t>
+      </w:r>
+      <w:proofErr w:type="spellEnd"/>
+      <w:proofErr w:type="gramEnd"/>
+      <w:r>
+        <w:rPr>
+          <w:sz w:val="19"/>
+        </w:rPr>
+        <w:t xml:space="preserve">(definition), enabling deep sanitization of complex form payloads in a </w:t>
+      </w:r>
+      <w:proofErr w:type="gramStart"/>
+      <w:r>
+        <w:rPr>
+          <w:sz w:val="19"/>
+        </w:rPr>
+        <w:t>single .sanitize</w:t>
+      </w:r>
+      <w:proofErr w:type="gramEnd"/>
+      <w:r>
+        <w:rPr>
+          <w:sz w:val="19"/>
+        </w:rPr>
+        <w:t xml:space="preserve">() call. </w:t>
       </w:r>
     </w:p>
     <w:p>
@@ -4551,7 +5264,21 @@
         <w:rPr>
           <w:sz w:val="19"/>
         </w:rPr>
-        <w:t xml:space="preserve"> — outperforming alternatives like DOMPurify and validator.js in schema support and portability.</w:t>
+        <w:t xml:space="preserve"> — outperforming alternatives like </w:t>
+      </w:r>
+      <w:proofErr w:type="spellStart"/>
+      <w:r>
+        <w:rPr>
+          <w:sz w:val="19"/>
+        </w:rPr>
+        <w:t>DOMPurify</w:t>
+      </w:r>
+      <w:proofErr w:type="spellEnd"/>
+      <w:r>
+        <w:rPr>
+          <w:sz w:val="19"/>
+        </w:rPr>
+        <w:t xml:space="preserve"> and validator.js in schema support and portability.</w:t>
       </w:r>
     </w:p>
     <w:p>
@@ -4567,13 +5294,41 @@
           <w:sz w:val="19"/>
         </w:rPr>
       </w:pPr>
-      <w:r>
-        <w:rPr>
-          <w:b/>
-          <w:bCs/>
-          <w:sz w:val="19"/>
-        </w:rPr>
-        <w:t>DebtLens | TypeScript, Groq, Cloudflare Workers</w:t>
+      <w:proofErr w:type="spellStart"/>
+      <w:r>
+        <w:rPr>
+          <w:b/>
+          <w:bCs/>
+          <w:sz w:val="19"/>
+        </w:rPr>
+        <w:t>DebtLens</w:t>
+      </w:r>
+      <w:proofErr w:type="spellEnd"/>
+      <w:r>
+        <w:rPr>
+          <w:b/>
+          <w:bCs/>
+          <w:sz w:val="19"/>
+        </w:rPr>
+        <w:t xml:space="preserve"> | TypeScript, </w:t>
+      </w:r>
+      <w:proofErr w:type="spellStart"/>
+      <w:r>
+        <w:rPr>
+          <w:b/>
+          <w:bCs/>
+          <w:sz w:val="19"/>
+        </w:rPr>
+        <w:t>Groq</w:t>
+      </w:r>
+      <w:proofErr w:type="spellEnd"/>
+      <w:r>
+        <w:rPr>
+          <w:b/>
+          <w:bCs/>
+          <w:sz w:val="19"/>
+        </w:rPr>
+        <w:t>, Cloudflare Workers</w:t>
       </w:r>
       <w:r>
         <w:rPr>
@@ -4736,6 +5491,7 @@
         </w:rPr>
         <w:t xml:space="preserve"> via </w:t>
       </w:r>
+      <w:proofErr w:type="spellStart"/>
       <w:r>
         <w:rPr>
           <w:b/>
@@ -4744,6 +5500,7 @@
         </w:rPr>
         <w:t>Groq</w:t>
       </w:r>
+      <w:proofErr w:type="spellEnd"/>
       <w:r>
         <w:rPr>
           <w:sz w:val="19"/>
@@ -4866,13 +5623,41 @@
           <w:sz w:val="19"/>
         </w:rPr>
       </w:pPr>
-      <w:r>
-        <w:rPr>
-          <w:b/>
-          <w:bCs/>
-          <w:sz w:val="19"/>
-        </w:rPr>
-        <w:t>Orvexa | Next.js, FastAPI, Socket.io, Claude, Redis</w:t>
+      <w:proofErr w:type="spellStart"/>
+      <w:r>
+        <w:rPr>
+          <w:b/>
+          <w:bCs/>
+          <w:sz w:val="19"/>
+        </w:rPr>
+        <w:t>Orvexa</w:t>
+      </w:r>
+      <w:proofErr w:type="spellEnd"/>
+      <w:r>
+        <w:rPr>
+          <w:b/>
+          <w:bCs/>
+          <w:sz w:val="19"/>
+        </w:rPr>
+        <w:t xml:space="preserve"> | Next.js, </w:t>
+      </w:r>
+      <w:proofErr w:type="spellStart"/>
+      <w:r>
+        <w:rPr>
+          <w:b/>
+          <w:bCs/>
+          <w:sz w:val="19"/>
+        </w:rPr>
+        <w:t>FastAPI</w:t>
+      </w:r>
+      <w:proofErr w:type="spellEnd"/>
+      <w:r>
+        <w:rPr>
+          <w:b/>
+          <w:bCs/>
+          <w:sz w:val="19"/>
+        </w:rPr>
+        <w:t>, Socket.io, Claude, Redis</w:t>
       </w:r>
     </w:p>
     <w:p>
@@ -4908,7 +5693,21 @@
         <w:rPr>
           <w:sz w:val="19"/>
         </w:rPr>
-        <w:t xml:space="preserve"> where multiple users join shared rooms, chat live and trigger an AI agent via @ARIA that searches the web, summarizes findings, and streams results onto a </w:t>
+        <w:t xml:space="preserve"> where multiple users join shared rooms, chat live and trigger an AI agent </w:t>
+      </w:r>
+      <w:proofErr w:type="gramStart"/>
+      <w:r>
+        <w:rPr>
+          <w:sz w:val="19"/>
+        </w:rPr>
+        <w:t>via @</w:t>
+      </w:r>
+      <w:proofErr w:type="gramEnd"/>
+      <w:r>
+        <w:rPr>
+          <w:sz w:val="19"/>
+        </w:rPr>
+        <w:t xml:space="preserve">ARIA that searches the web, summarizes findings, and streams results onto a </w:t>
       </w:r>
       <w:r>
         <w:rPr>
@@ -4970,7 +5769,21 @@
         <w:rPr>
           <w:sz w:val="19"/>
         </w:rPr>
-        <w:t xml:space="preserve">search (Tavily), summarizer, and fact-checker </w:t>
+        <w:t>search (</w:t>
+      </w:r>
+      <w:proofErr w:type="spellStart"/>
+      <w:r>
+        <w:rPr>
+          <w:sz w:val="19"/>
+        </w:rPr>
+        <w:t>Tavily</w:t>
+      </w:r>
+      <w:proofErr w:type="spellEnd"/>
+      <w:r>
+        <w:rPr>
+          <w:sz w:val="19"/>
+        </w:rPr>
+        <w:t xml:space="preserve">), summarizer, and fact-checker </w:t>
       </w:r>
       <w:r>
         <w:rPr>
@@ -5184,7 +5997,49 @@
         <w:rPr>
           <w:sz w:val="19"/>
         </w:rPr>
-        <w:t xml:space="preserve"> | Python, Streamlit, OpenAI (GPT-4o-mini), FAISS, Sentence Transformers, Supabase, bcrypt | </w:t>
+        <w:t xml:space="preserve"> | Python, </w:t>
+      </w:r>
+      <w:proofErr w:type="spellStart"/>
+      <w:r>
+        <w:rPr>
+          <w:sz w:val="19"/>
+        </w:rPr>
+        <w:t>Streamlit</w:t>
+      </w:r>
+      <w:proofErr w:type="spellEnd"/>
+      <w:r>
+        <w:rPr>
+          <w:sz w:val="19"/>
+        </w:rPr>
+        <w:t xml:space="preserve">, OpenAI (GPT-4o-mini), FAISS, Sentence Transformers, </w:t>
+      </w:r>
+      <w:proofErr w:type="spellStart"/>
+      <w:r>
+        <w:rPr>
+          <w:sz w:val="19"/>
+        </w:rPr>
+        <w:t>Supabase</w:t>
+      </w:r>
+      <w:proofErr w:type="spellEnd"/>
+      <w:r>
+        <w:rPr>
+          <w:sz w:val="19"/>
+        </w:rPr>
+        <w:t xml:space="preserve">, </w:t>
+      </w:r>
+      <w:proofErr w:type="spellStart"/>
+      <w:r>
+        <w:rPr>
+          <w:sz w:val="19"/>
+        </w:rPr>
+        <w:t>bcrypt</w:t>
+      </w:r>
+      <w:proofErr w:type="spellEnd"/>
+      <w:r>
+        <w:rPr>
+          <w:sz w:val="19"/>
+        </w:rPr>
+        <w:t xml:space="preserve"> | </w:t>
       </w:r>
       <w:hyperlink r:id="rId12" w:history="1">
         <w:r>
@@ -5215,7 +6070,21 @@
         <w:rPr>
           <w:sz w:val="19"/>
         </w:rPr>
-        <w:t>Built 4-station interactive web app teaching high school students how to construct a mini AI from scratch, covering system prompts, RAG pipelines, hallucination grounding, multi-turn chat memory, and prompt injection defense through hands-on exercises</w:t>
+        <w:t xml:space="preserve">Built 4-station interactive web app teaching high school students how to construct a </w:t>
+      </w:r>
+      <w:proofErr w:type="gramStart"/>
+      <w:r>
+        <w:rPr>
+          <w:sz w:val="19"/>
+        </w:rPr>
+        <w:t>mini AI</w:t>
+      </w:r>
+      <w:proofErr w:type="gramEnd"/>
+      <w:r>
+        <w:rPr>
+          <w:sz w:val="19"/>
+        </w:rPr>
+        <w:t xml:space="preserve"> from scratch, covering system prompts, RAG pipelines, hallucination grounding, multi-turn chat memory, and prompt injection defense through hands-on exercises</w:t>
       </w:r>
     </w:p>
     <w:p>
@@ -5237,7 +6106,21 @@
         <w:rPr>
           <w:sz w:val="19"/>
         </w:rPr>
-        <w:t>Engineered a hybrid RAG pipeline using FAISS (IndexFlatIP) and all-MiniLM-L6-v2 embeddings with 800-char chunking and 100-char overlap, delivering side-by-side grounded vs. ungrounded comparisons with cosine similarity scoring and retrieval trace visualization.</w:t>
+        <w:t>Engineered a hybrid RAG pipeline using FAISS (</w:t>
+      </w:r>
+      <w:proofErr w:type="spellStart"/>
+      <w:r>
+        <w:rPr>
+          <w:sz w:val="19"/>
+        </w:rPr>
+        <w:t>IndexFlatIP</w:t>
+      </w:r>
+      <w:proofErr w:type="spellEnd"/>
+      <w:r>
+        <w:rPr>
+          <w:sz w:val="19"/>
+        </w:rPr>
+        <w:t>) and all-MiniLM-L6-v2 embeddings with 800-char chunking and 100-char overlap, delivering side-by-side grounded vs. ungrounded comparisons with cosine similarity scoring and retrieval trace visualization.</w:t>
       </w:r>
     </w:p>
     <w:p>
@@ -5281,7 +6164,35 @@
         <w:rPr>
           <w:sz w:val="19"/>
         </w:rPr>
-        <w:t>Architected a Teacher Dashboard with bcrypt-hashed auth, Supabase (PostgreSQL) backend, class code generation, student enrollment flow, and real-time per-student station progress tracking across concurrent classrooms.</w:t>
+        <w:t xml:space="preserve">Architected a Teacher Dashboard with </w:t>
+      </w:r>
+      <w:proofErr w:type="spellStart"/>
+      <w:r>
+        <w:rPr>
+          <w:sz w:val="19"/>
+        </w:rPr>
+        <w:t>bcrypt</w:t>
+      </w:r>
+      <w:proofErr w:type="spellEnd"/>
+      <w:r>
+        <w:rPr>
+          <w:sz w:val="19"/>
+        </w:rPr>
+        <w:t xml:space="preserve">-hashed auth, </w:t>
+      </w:r>
+      <w:proofErr w:type="spellStart"/>
+      <w:r>
+        <w:rPr>
+          <w:sz w:val="19"/>
+        </w:rPr>
+        <w:t>Supabase</w:t>
+      </w:r>
+      <w:proofErr w:type="spellEnd"/>
+      <w:r>
+        <w:rPr>
+          <w:sz w:val="19"/>
+        </w:rPr>
+        <w:t xml:space="preserve"> (PostgreSQL) backend, class code generation, student enrollment flow, and real-time per-student station progress tracking across concurrent classrooms.</w:t>
       </w:r>
     </w:p>
     <w:p>
@@ -5303,7 +6214,21 @@
         <w:rPr>
           <w:sz w:val="19"/>
         </w:rPr>
-        <w:t>Shipped 127 passing tests across 10 test files covering auth, RAG pipeline, LLM client, Supabase CRUD, classroom services, and full end-to-end integration — all with zero live API or network calls.</w:t>
+        <w:t xml:space="preserve">Shipped 127 passing tests across 10 test files covering auth, RAG pipeline, LLM client, </w:t>
+      </w:r>
+      <w:proofErr w:type="spellStart"/>
+      <w:r>
+        <w:rPr>
+          <w:sz w:val="19"/>
+        </w:rPr>
+        <w:t>Supabase</w:t>
+      </w:r>
+      <w:proofErr w:type="spellEnd"/>
+      <w:r>
+        <w:rPr>
+          <w:sz w:val="19"/>
+        </w:rPr>
+        <w:t xml:space="preserve"> CRUD, classroom services, and full end-to-end integration — all with zero live API or network calls.</w:t>
       </w:r>
     </w:p>
     <w:p>
@@ -5668,9 +6593,11 @@
         </w:rPr>
         <w:t xml:space="preserve"> </w:t>
       </w:r>
+      <w:proofErr w:type="spellStart"/>
       <w:r>
         <w:t>Vignana</w:t>
       </w:r>
+      <w:proofErr w:type="spellEnd"/>
       <w:r>
         <w:rPr>
           <w:spacing w:val="-8"/>
@@ -7359,6 +8286,7 @@
   <w:style w:type="character" w:default="1" w:styleId="DefaultParagraphFont">
     <w:name w:val="Default Paragraph Font"/>
     <w:uiPriority w:val="1"/>
+    <w:semiHidden/>
     <w:unhideWhenUsed/>
   </w:style>
   <w:style w:type="table" w:default="1" w:styleId="TableNormal">

--- a/Nikhil_Resume - Copy.docx
+++ b/Nikhil_Resume - Copy.docx
@@ -310,7 +310,49 @@
           <w:sz w:val="19"/>
           <w:szCs w:val="19"/>
         </w:rPr>
-        <w:t xml:space="preserve"> using Kafka and RabbitMQ, and deploying applications on AWS with Docker and Kubernetes. Experienced in developing RAG pipelines, Generative AI solutions, computer vision models, and data-driven analytics using TensorFlow, OpenCV, FAISS, BM25, and Pandas. Demonstrated ability to improve system performance, automate workflows, optimize data pipelines, and deliver high-quality software in Agile environments. Strong communicator with experience mentoring students, contributing to research, and leading end-to-end project delivery.</w:t>
+        <w:t xml:space="preserve"> using Kafka and RabbitMQ, and deploying applications on AWS with Docker and Kubernetes. </w:t>
+      </w:r>
+      <w:r>
+        <w:rPr>
+          <w:spacing w:val="-8"/>
+          <w:sz w:val="19"/>
+          <w:szCs w:val="19"/>
+        </w:rPr>
+        <w:t xml:space="preserve">Experienced in designing and deploying RAG pipelines, LLM-powered applications, and Generative AI solutions at scale, with hands-on expertise in prompt engineering, LLM security, and AI literacy platforms using </w:t>
+      </w:r>
+      <w:proofErr w:type="spellStart"/>
+      <w:r>
+        <w:rPr>
+          <w:spacing w:val="-8"/>
+          <w:sz w:val="19"/>
+          <w:szCs w:val="19"/>
+        </w:rPr>
+        <w:t>LangChain</w:t>
+      </w:r>
+      <w:proofErr w:type="spellEnd"/>
+      <w:r>
+        <w:rPr>
+          <w:spacing w:val="-8"/>
+          <w:sz w:val="19"/>
+          <w:szCs w:val="19"/>
+        </w:rPr>
+        <w:t>, FAISS, OpenAI, and Sentence Transformers</w:t>
+      </w:r>
+      <w:r>
+        <w:rPr>
+          <w:spacing w:val="-8"/>
+          <w:sz w:val="19"/>
+          <w:szCs w:val="19"/>
+        </w:rPr>
+        <w:t xml:space="preserve">. </w:t>
+      </w:r>
+      <w:r>
+        <w:rPr>
+          <w:spacing w:val="-8"/>
+          <w:sz w:val="19"/>
+          <w:szCs w:val="19"/>
+        </w:rPr>
+        <w:t>Demonstrated ability to improve system performance, automate workflows, optimize data pipelines, and deliver high-quality software in Agile environments. Strong communicator with experience mentoring students, contributing to research, and leading end-to-end project delivery.</w:t>
       </w:r>
     </w:p>
     <w:p>
@@ -889,7 +931,7 @@
         <w:rPr>
           <w:spacing w:val="-2"/>
         </w:rPr>
-        <w:t>UNIVERSITY OF NORTH TEXAS</w:t>
+        <w:t>Mark Cuban Foundation</w:t>
       </w:r>
       <w:r>
         <w:tab/>
@@ -898,7 +940,13 @@
         <w:rPr>
           <w:spacing w:val="-2"/>
         </w:rPr>
-        <w:t>Denton, Texas, USA</w:t>
+        <w:t xml:space="preserve">              </w:t>
+      </w:r>
+      <w:r>
+        <w:rPr>
+          <w:spacing w:val="-2"/>
+        </w:rPr>
+        <w:t>Texas, USA</w:t>
       </w:r>
     </w:p>
     <w:p>
@@ -919,7 +967,7 @@
           <w:b/>
           <w:sz w:val="19"/>
         </w:rPr>
-        <w:t>Teaching Assistant</w:t>
+        <w:t>AI Developer Intern</w:t>
       </w:r>
       <w:r>
         <w:rPr>
@@ -927,7 +975,14 @@
           <w:sz w:val="19"/>
         </w:rPr>
         <w:tab/>
-        <w:t xml:space="preserve">    Jan</w:t>
+        <w:t xml:space="preserve">   </w:t>
+      </w:r>
+      <w:r>
+        <w:rPr>
+          <w:b/>
+          <w:sz w:val="19"/>
+        </w:rPr>
+        <w:t xml:space="preserve"> June</w:t>
       </w:r>
       <w:r>
         <w:rPr>
@@ -942,14 +997,7 @@
           <w:b/>
           <w:sz w:val="19"/>
         </w:rPr>
-        <w:t>202</w:t>
-      </w:r>
-      <w:r>
-        <w:rPr>
-          <w:b/>
-          <w:sz w:val="19"/>
-        </w:rPr>
-        <w:t>5</w:t>
+        <w:t>2025</w:t>
       </w:r>
       <w:r>
         <w:rPr>
@@ -990,66 +1038,81 @@
         <w:rPr>
           <w:sz w:val="19"/>
         </w:rPr>
-        <w:t xml:space="preserve">Delivered </w:t>
-      </w:r>
-      <w:r>
-        <w:rPr>
-          <w:b/>
-          <w:bCs/>
-          <w:sz w:val="19"/>
-        </w:rPr>
-        <w:t>13</w:t>
-      </w:r>
-      <w:r>
-        <w:rPr>
-          <w:b/>
-          <w:bCs/>
-          <w:sz w:val="19"/>
-        </w:rPr>
-        <w:t>-</w:t>
-      </w:r>
-      <w:r>
-        <w:rPr>
-          <w:b/>
-          <w:bCs/>
-          <w:sz w:val="19"/>
-        </w:rPr>
-        <w:t>14 lab sessions per semester</w:t>
-      </w:r>
-      <w:r>
-        <w:rPr>
-          <w:sz w:val="19"/>
-        </w:rPr>
-        <w:t xml:space="preserve"> across </w:t>
-      </w:r>
-      <w:r>
-        <w:rPr>
-          <w:b/>
-          <w:bCs/>
-          <w:sz w:val="19"/>
-        </w:rPr>
-        <w:t>multiple sections</w:t>
-      </w:r>
-      <w:r>
-        <w:rPr>
-          <w:sz w:val="19"/>
-        </w:rPr>
-        <w:t xml:space="preserve">, supporting </w:t>
-      </w:r>
-      <w:r>
-        <w:rPr>
-          <w:b/>
-          <w:bCs/>
-          <w:sz w:val="19"/>
-        </w:rPr>
-        <w:t>200+ undergraduate students</w:t>
-      </w:r>
-      <w:r>
-        <w:rPr>
-          <w:sz w:val="19"/>
-        </w:rPr>
-        <w:t xml:space="preserve"> in Data Structures and Algorithms through hands-on coding exercises and concept reinforcement. </w:t>
-      </w:r>
+        <w:t xml:space="preserve">Designed and deployed </w:t>
+      </w:r>
+      <w:r>
+        <w:rPr>
+          <w:b/>
+          <w:bCs/>
+          <w:sz w:val="19"/>
+        </w:rPr>
+        <w:t>AI Creator Studio</w:t>
+      </w:r>
+      <w:r>
+        <w:rPr>
+          <w:sz w:val="19"/>
+        </w:rPr>
+        <w:t xml:space="preserve">, an AI-powered interactive learning platform using </w:t>
+      </w:r>
+      <w:r>
+        <w:rPr>
+          <w:b/>
+          <w:bCs/>
+          <w:sz w:val="19"/>
+        </w:rPr>
+        <w:t xml:space="preserve">Python, </w:t>
+      </w:r>
+      <w:proofErr w:type="spellStart"/>
+      <w:r>
+        <w:rPr>
+          <w:b/>
+          <w:bCs/>
+          <w:sz w:val="19"/>
+        </w:rPr>
+        <w:t>Streamlit</w:t>
+      </w:r>
+      <w:proofErr w:type="spellEnd"/>
+      <w:r>
+        <w:rPr>
+          <w:b/>
+          <w:bCs/>
+          <w:sz w:val="19"/>
+        </w:rPr>
+        <w:t xml:space="preserve">, OpenAI GPT-4o-mini, FAISS, and </w:t>
+      </w:r>
+      <w:proofErr w:type="spellStart"/>
+      <w:r>
+        <w:rPr>
+          <w:b/>
+          <w:bCs/>
+          <w:sz w:val="19"/>
+        </w:rPr>
+        <w:t>Supabase</w:t>
+      </w:r>
+      <w:proofErr w:type="spellEnd"/>
+      <w:r>
+        <w:rPr>
+          <w:sz w:val="19"/>
+        </w:rPr>
+        <w:t>, enabling hands-on AI literacy education for high school students across core topics including RAG pipelines, prompt engineering, and LLM fundamentals</w:t>
+      </w:r>
+      <w:r>
+        <w:rPr>
+          <w:sz w:val="19"/>
+        </w:rPr>
+        <w:t xml:space="preserve"> – </w:t>
+      </w:r>
+      <w:hyperlink r:id="rId9" w:history="1">
+        <w:r>
+          <w:rPr>
+            <w:rStyle w:val="Hyperlink"/>
+            <w:b/>
+            <w:bCs/>
+            <w:sz w:val="19"/>
+          </w:rPr>
+          <w:t>LIVE DEMO</w:t>
+        </w:r>
+      </w:hyperlink>
     </w:p>
     <w:p>
       <w:pPr>
@@ -1066,49 +1129,59 @@
         <w:rPr>
           <w:sz w:val="19"/>
         </w:rPr>
-        <w:t xml:space="preserve">Graded </w:t>
-      </w:r>
-      <w:r>
-        <w:rPr>
-          <w:b/>
-          <w:bCs/>
-          <w:sz w:val="19"/>
-        </w:rPr>
-        <w:t>40+ students per assignment and exam</w:t>
-      </w:r>
-      <w:r>
-        <w:rPr>
-          <w:sz w:val="19"/>
-        </w:rPr>
-        <w:t xml:space="preserve">, providing structured feedback that contributed to a </w:t>
-      </w:r>
-      <w:r>
-        <w:rPr>
-          <w:b/>
-          <w:bCs/>
-          <w:sz w:val="19"/>
-        </w:rPr>
-        <w:t>~15% improvement in average scores</w:t>
-      </w:r>
-      <w:r>
-        <w:rPr>
-          <w:sz w:val="19"/>
-        </w:rPr>
-        <w:t xml:space="preserve"> and a </w:t>
-      </w:r>
-      <w:r>
-        <w:rPr>
-          <w:b/>
-          <w:bCs/>
-          <w:sz w:val="19"/>
-        </w:rPr>
-        <w:t>~12% increase in section pass rates</w:t>
-      </w:r>
-      <w:r>
-        <w:rPr>
-          <w:sz w:val="19"/>
-        </w:rPr>
-        <w:t xml:space="preserve"> over the semester. </w:t>
+        <w:t xml:space="preserve">Scaled platform to </w:t>
+      </w:r>
+      <w:r>
+        <w:rPr>
+          <w:b/>
+          <w:bCs/>
+          <w:sz w:val="19"/>
+        </w:rPr>
+        <w:t>500+ concurrent users</w:t>
+      </w:r>
+      <w:r>
+        <w:rPr>
+          <w:sz w:val="19"/>
+        </w:rPr>
+        <w:t xml:space="preserve"> across multiple live classrooms by architecting a multi-tenant system with real-time student progress tracking, class-code-based enrollment, and a role-based </w:t>
+      </w:r>
+      <w:r>
+        <w:rPr>
+          <w:b/>
+          <w:bCs/>
+          <w:sz w:val="19"/>
+        </w:rPr>
+        <w:t>Teacher Dashboard</w:t>
+      </w:r>
+      <w:r>
+        <w:rPr>
+          <w:sz w:val="19"/>
+        </w:rPr>
+        <w:t xml:space="preserve"> backed by </w:t>
+      </w:r>
+      <w:proofErr w:type="spellStart"/>
+      <w:r>
+        <w:rPr>
+          <w:b/>
+          <w:bCs/>
+          <w:sz w:val="19"/>
+        </w:rPr>
+        <w:t>Supabase</w:t>
+      </w:r>
+      <w:proofErr w:type="spellEnd"/>
+      <w:r>
+        <w:rPr>
+          <w:b/>
+          <w:bCs/>
+          <w:sz w:val="19"/>
+        </w:rPr>
+        <w:t xml:space="preserve"> (PostgreSQL)</w:t>
+      </w:r>
+      <w:r>
+        <w:rPr>
+          <w:sz w:val="19"/>
+        </w:rPr>
+        <w:t>.</w:t>
       </w:r>
     </w:p>
     <w:p>
@@ -1126,35 +1199,67 @@
         <w:rPr>
           <w:sz w:val="19"/>
         </w:rPr>
-        <w:t xml:space="preserve">Developed and maintained </w:t>
-      </w:r>
-      <w:r>
-        <w:rPr>
-          <w:b/>
-          <w:bCs/>
-          <w:sz w:val="19"/>
-        </w:rPr>
-        <w:t>course materials</w:t>
-      </w:r>
-      <w:r>
-        <w:rPr>
-          <w:sz w:val="19"/>
-        </w:rPr>
-        <w:t xml:space="preserve"> </w:t>
-      </w:r>
-      <w:r>
-        <w:rPr>
-          <w:b/>
-          <w:bCs/>
-          <w:sz w:val="19"/>
-        </w:rPr>
-        <w:t>including 20+ coding exercises and practice problems</w:t>
-      </w:r>
-      <w:r>
-        <w:rPr>
-          <w:sz w:val="19"/>
-        </w:rPr>
-        <w:t>, enhancing student understanding of core programming concepts across multiple sections.</w:t>
+        <w:t xml:space="preserve">Built a </w:t>
+      </w:r>
+      <w:r>
+        <w:rPr>
+          <w:b/>
+          <w:bCs/>
+          <w:sz w:val="19"/>
+        </w:rPr>
+        <w:t>hybrid RAG pipeline</w:t>
+      </w:r>
+      <w:r>
+        <w:rPr>
+          <w:sz w:val="19"/>
+        </w:rPr>
+        <w:t xml:space="preserve"> using </w:t>
+      </w:r>
+      <w:r>
+        <w:rPr>
+          <w:b/>
+          <w:bCs/>
+          <w:sz w:val="19"/>
+        </w:rPr>
+        <w:t>FAISS (</w:t>
+      </w:r>
+      <w:proofErr w:type="spellStart"/>
+      <w:r>
+        <w:rPr>
+          <w:b/>
+          <w:bCs/>
+          <w:sz w:val="19"/>
+        </w:rPr>
+        <w:t>IndexFlatIP</w:t>
+      </w:r>
+      <w:proofErr w:type="spellEnd"/>
+      <w:r>
+        <w:rPr>
+          <w:b/>
+          <w:bCs/>
+          <w:sz w:val="19"/>
+        </w:rPr>
+        <w:t>)</w:t>
+      </w:r>
+      <w:r>
+        <w:rPr>
+          <w:sz w:val="19"/>
+        </w:rPr>
+        <w:t xml:space="preserve"> and </w:t>
+      </w:r>
+      <w:r>
+        <w:rPr>
+          <w:b/>
+          <w:bCs/>
+          <w:sz w:val="19"/>
+        </w:rPr>
+        <w:t>Sentence Transformers (all-MiniLM-L6-v2)</w:t>
+      </w:r>
+      <w:r>
+        <w:rPr>
+          <w:sz w:val="19"/>
+        </w:rPr>
+        <w:t xml:space="preserve"> with cosine similarity scoring, delivering side-by-side grounded vs. ungrounded LLM response comparisons with retrieval trace visualization.</w:t>
       </w:r>
     </w:p>
     <w:p>
@@ -1172,21 +1277,317 @@
         <w:rPr>
           <w:sz w:val="19"/>
         </w:rPr>
-        <w:t xml:space="preserve">Provided </w:t>
-      </w:r>
-      <w:r>
-        <w:rPr>
-          <w:b/>
-          <w:bCs/>
-          <w:sz w:val="19"/>
-        </w:rPr>
-        <w:t>one-on-one tutoring</w:t>
-      </w:r>
-      <w:r>
-        <w:rPr>
-          <w:sz w:val="19"/>
-        </w:rPr>
-        <w:t xml:space="preserve"> and clarified algorithmic concepts during lab discussions, directly supporting students in mastering core programming fundamentals.</w:t>
+        <w:t xml:space="preserve">Developed an </w:t>
+      </w:r>
+      <w:r>
+        <w:rPr>
+          <w:b/>
+          <w:bCs/>
+          <w:sz w:val="19"/>
+        </w:rPr>
+        <w:t>LLM security playground</w:t>
+      </w:r>
+      <w:r>
+        <w:rPr>
+          <w:sz w:val="19"/>
+        </w:rPr>
+        <w:t xml:space="preserve"> featuring 4 prompt injection attack techniques (role-play escape, context stuffing, jailbreak framing, classic override) with an </w:t>
+      </w:r>
+      <w:r>
+        <w:rPr>
+          <w:b/>
+          <w:bCs/>
+          <w:sz w:val="19"/>
+        </w:rPr>
+        <w:t>LLM-as-judge evaluation loop</w:t>
+      </w:r>
+      <w:r>
+        <w:rPr>
+          <w:sz w:val="19"/>
+        </w:rPr>
+        <w:t xml:space="preserve"> using GPT-4o-mini, providing students with practical AI red-teaming and prompt defense experience.</w:t>
+      </w:r>
+    </w:p>
+    <w:p>
+      <w:pPr>
+        <w:pStyle w:val="ListParagraph"/>
+        <w:numPr>
+          <w:ilvl w:val="0"/>
+          <w:numId w:val="1"/>
+        </w:numPr>
+        <w:rPr>
+          <w:sz w:val="19"/>
+        </w:rPr>
+      </w:pPr>
+      <w:r>
+        <w:rPr>
+          <w:sz w:val="19"/>
+        </w:rPr>
+        <w:t xml:space="preserve">Achieved </w:t>
+      </w:r>
+      <w:r>
+        <w:rPr>
+          <w:b/>
+          <w:bCs/>
+          <w:sz w:val="19"/>
+        </w:rPr>
+        <w:t>100% test coverage</w:t>
+      </w:r>
+      <w:r>
+        <w:rPr>
+          <w:sz w:val="19"/>
+        </w:rPr>
+        <w:t xml:space="preserve"> across 185 passing tests in 16 test files covering authentication, RAG pipeline, LLM client, </w:t>
+      </w:r>
+      <w:proofErr w:type="spellStart"/>
+      <w:r>
+        <w:rPr>
+          <w:sz w:val="19"/>
+        </w:rPr>
+        <w:t>Supabase</w:t>
+      </w:r>
+      <w:proofErr w:type="spellEnd"/>
+      <w:r>
+        <w:rPr>
+          <w:sz w:val="19"/>
+        </w:rPr>
+        <w:t xml:space="preserve"> CRUD, and end-to-end integration using zero live API or network calls, ensuring production-grade reliability at scale.</w:t>
+      </w:r>
+    </w:p>
+    <w:p>
+      <w:pPr>
+        <w:ind w:left="135"/>
+        <w:rPr>
+          <w:sz w:val="19"/>
+        </w:rPr>
+      </w:pPr>
+    </w:p>
+    <w:p>
+      <w:pPr>
+        <w:pStyle w:val="Heading2"/>
+        <w:tabs>
+          <w:tab w:val="left" w:pos="9000"/>
+        </w:tabs>
+        <w:spacing w:line="217" w:lineRule="exact"/>
+        <w:jc w:val="left"/>
+      </w:pPr>
+      <w:r>
+        <w:rPr>
+          <w:spacing w:val="-2"/>
+        </w:rPr>
+        <w:t>UNIVERSITY OF NORTH TEXAS</w:t>
+      </w:r>
+      <w:r>
+        <w:tab/>
+        <w:t xml:space="preserve"> Denton</w:t>
+      </w:r>
+      <w:r>
+        <w:rPr>
+          <w:spacing w:val="-2"/>
+        </w:rPr>
+        <w:t>, Texas, USA</w:t>
+      </w:r>
+    </w:p>
+    <w:p>
+      <w:pPr>
+        <w:tabs>
+          <w:tab w:val="left" w:pos="8862"/>
+        </w:tabs>
+        <w:spacing w:line="217" w:lineRule="exact"/>
+        <w:ind w:left="135"/>
+        <w:jc w:val="both"/>
+        <w:rPr>
+          <w:b/>
+          <w:sz w:val="19"/>
+        </w:rPr>
+      </w:pPr>
+      <w:r>
+        <w:rPr>
+          <w:b/>
+          <w:sz w:val="19"/>
+        </w:rPr>
+        <w:t>Teaching Assistant</w:t>
+      </w:r>
+      <w:r>
+        <w:rPr>
+          <w:b/>
+          <w:sz w:val="19"/>
+        </w:rPr>
+        <w:tab/>
+        <w:t xml:space="preserve">    Jan</w:t>
+      </w:r>
+      <w:r>
+        <w:rPr>
+          <w:b/>
+          <w:spacing w:val="-3"/>
+          <w:sz w:val="19"/>
+        </w:rPr>
+        <w:t xml:space="preserve"> </w:t>
+      </w:r>
+      <w:r>
+        <w:rPr>
+          <w:b/>
+          <w:sz w:val="19"/>
+        </w:rPr>
+        <w:t>202</w:t>
+      </w:r>
+      <w:r>
+        <w:rPr>
+          <w:b/>
+          <w:sz w:val="19"/>
+        </w:rPr>
+        <w:t>5</w:t>
+      </w:r>
+      <w:r>
+        <w:rPr>
+          <w:b/>
+          <w:spacing w:val="-1"/>
+          <w:sz w:val="19"/>
+        </w:rPr>
+        <w:t xml:space="preserve"> </w:t>
+      </w:r>
+      <w:r>
+        <w:rPr>
+          <w:b/>
+          <w:sz w:val="19"/>
+        </w:rPr>
+        <w:t>–</w:t>
+      </w:r>
+      <w:r>
+        <w:rPr>
+          <w:b/>
+          <w:spacing w:val="-1"/>
+          <w:sz w:val="19"/>
+        </w:rPr>
+        <w:t xml:space="preserve"> </w:t>
+      </w:r>
+      <w:r>
+        <w:rPr>
+          <w:b/>
+          <w:spacing w:val="-1"/>
+          <w:sz w:val="19"/>
+        </w:rPr>
+        <w:t>May 2026</w:t>
+      </w:r>
+    </w:p>
+    <w:p>
+      <w:pPr>
+        <w:pStyle w:val="ListParagraph"/>
+        <w:numPr>
+          <w:ilvl w:val="0"/>
+          <w:numId w:val="1"/>
+        </w:numPr>
+        <w:rPr>
+          <w:sz w:val="19"/>
+        </w:rPr>
+      </w:pPr>
+      <w:r>
+        <w:rPr>
+          <w:sz w:val="19"/>
+        </w:rPr>
+        <w:t xml:space="preserve">Supported </w:t>
+      </w:r>
+      <w:r>
+        <w:rPr>
+          <w:b/>
+          <w:bCs/>
+          <w:sz w:val="19"/>
+        </w:rPr>
+        <w:t>200+ undergraduate students</w:t>
+      </w:r>
+      <w:r>
+        <w:rPr>
+          <w:sz w:val="19"/>
+        </w:rPr>
+        <w:t xml:space="preserve"> across multiple sections of </w:t>
+      </w:r>
+      <w:r>
+        <w:rPr>
+          <w:b/>
+          <w:bCs/>
+          <w:sz w:val="19"/>
+        </w:rPr>
+        <w:t>Data Structures and Algorithms</w:t>
+      </w:r>
+      <w:r>
+        <w:rPr>
+          <w:sz w:val="19"/>
+        </w:rPr>
+        <w:t xml:space="preserve">, delivering </w:t>
+      </w:r>
+      <w:r>
+        <w:rPr>
+          <w:b/>
+          <w:bCs/>
+          <w:sz w:val="19"/>
+        </w:rPr>
+        <w:t>13–14 lab sessions per semester</w:t>
+      </w:r>
+      <w:r>
+        <w:rPr>
+          <w:sz w:val="19"/>
+        </w:rPr>
+        <w:t xml:space="preserve"> with hands-on coding exercises and one-on-one tutoring.</w:t>
+      </w:r>
+    </w:p>
+    <w:p>
+      <w:pPr>
+        <w:pStyle w:val="ListParagraph"/>
+        <w:numPr>
+          <w:ilvl w:val="0"/>
+          <w:numId w:val="1"/>
+        </w:numPr>
+        <w:rPr>
+          <w:sz w:val="19"/>
+        </w:rPr>
+      </w:pPr>
+      <w:r>
+        <w:rPr>
+          <w:sz w:val="19"/>
+        </w:rPr>
+        <w:t xml:space="preserve">Developed </w:t>
+      </w:r>
+      <w:r>
+        <w:rPr>
+          <w:b/>
+          <w:bCs/>
+          <w:sz w:val="19"/>
+        </w:rPr>
+        <w:t>20+ coding exercises</w:t>
+      </w:r>
+      <w:r>
+        <w:rPr>
+          <w:sz w:val="19"/>
+        </w:rPr>
+        <w:t xml:space="preserve"> and structured feedback systems, contributing to a </w:t>
+      </w:r>
+      <w:r>
+        <w:rPr>
+          <w:b/>
+          <w:bCs/>
+          <w:sz w:val="19"/>
+        </w:rPr>
+        <w:t>~15% improvement in average scores</w:t>
+      </w:r>
+      <w:r>
+        <w:rPr>
+          <w:sz w:val="19"/>
+        </w:rPr>
+        <w:t xml:space="preserve"> and a </w:t>
+      </w:r>
+      <w:r>
+        <w:rPr>
+          <w:b/>
+          <w:bCs/>
+          <w:sz w:val="19"/>
+        </w:rPr>
+        <w:t>~12% increase in section pass rates</w:t>
+      </w:r>
+      <w:r>
+        <w:rPr>
+          <w:sz w:val="19"/>
+        </w:rPr>
+        <w:t xml:space="preserve"> over the semester.</w:t>
       </w:r>
     </w:p>
     <w:p>
@@ -1996,7 +2397,7 @@
         </w:rPr>
         <w:t xml:space="preserve"> </w:t>
       </w:r>
-      <w:hyperlink r:id="rId9">
+      <w:hyperlink r:id="rId10">
         <w:r>
           <w:rPr>
             <w:color w:val="0563C1"/>
@@ -2460,6 +2861,7 @@
           <w:bCs/>
           <w:sz w:val="19"/>
         </w:rPr>
+        <w:lastRenderedPageBreak/>
         <w:t xml:space="preserve">Customer Support RAG System | Python, FAISS, Sentence Transformers, BM25, Cross Encoder, </w:t>
       </w:r>
       <w:proofErr w:type="spellStart"/>
@@ -2906,7 +3308,6 @@
         <w:rPr>
           <w:sz w:val="19"/>
         </w:rPr>
-        <w:lastRenderedPageBreak/>
         <w:t xml:space="preserve">Deployed using </w:t>
       </w:r>
       <w:r>
@@ -4866,469 +5267,6 @@
           <w:sz w:val="19"/>
         </w:rPr>
         <w:t>-sanitize | JavaScript, TypeScript, Node.js, React, Express</w:t>
-      </w:r>
-      <w:r>
-        <w:rPr>
-          <w:b/>
-          <w:bCs/>
-          <w:sz w:val="19"/>
-        </w:rPr>
-        <w:t xml:space="preserve"> | </w:t>
-      </w:r>
-      <w:hyperlink r:id="rId10" w:history="1">
-        <w:r>
-          <w:rPr>
-            <w:rStyle w:val="Hyperlink"/>
-            <w:b/>
-            <w:bCs/>
-            <w:sz w:val="19"/>
-          </w:rPr>
-          <w:t>LINK</w:t>
-        </w:r>
-      </w:hyperlink>
-    </w:p>
-    <w:p>
-      <w:pPr>
-        <w:numPr>
-          <w:ilvl w:val="0"/>
-          <w:numId w:val="1"/>
-        </w:numPr>
-        <w:tabs>
-          <w:tab w:val="left" w:pos="581"/>
-        </w:tabs>
-        <w:spacing w:line="237" w:lineRule="auto"/>
-        <w:ind w:right="130"/>
-        <w:rPr>
-          <w:sz w:val="19"/>
-        </w:rPr>
-      </w:pPr>
-      <w:r>
-        <w:rPr>
-          <w:sz w:val="19"/>
-        </w:rPr>
-        <w:t xml:space="preserve">Built and published a </w:t>
-      </w:r>
-      <w:r>
-        <w:rPr>
-          <w:b/>
-          <w:bCs/>
-          <w:sz w:val="19"/>
-        </w:rPr>
-        <w:t>schema-based form sanitization library</w:t>
-      </w:r>
-      <w:r>
-        <w:rPr>
-          <w:sz w:val="19"/>
-        </w:rPr>
-        <w:t xml:space="preserve"> on </w:t>
-      </w:r>
-      <w:proofErr w:type="spellStart"/>
-      <w:r>
-        <w:rPr>
-          <w:b/>
-          <w:bCs/>
-          <w:sz w:val="19"/>
-        </w:rPr>
-        <w:t>npm</w:t>
-      </w:r>
-      <w:proofErr w:type="spellEnd"/>
-      <w:r>
-        <w:rPr>
-          <w:sz w:val="19"/>
-        </w:rPr>
-        <w:t xml:space="preserve"> achieving </w:t>
-      </w:r>
-      <w:r>
-        <w:rPr>
-          <w:b/>
-          <w:bCs/>
-          <w:sz w:val="19"/>
-        </w:rPr>
-        <w:t>100+ monthly downloads</w:t>
-      </w:r>
-      <w:r>
-        <w:rPr>
-          <w:sz w:val="19"/>
-        </w:rPr>
-        <w:t xml:space="preserve">, enabling shared validation logic across </w:t>
-      </w:r>
-      <w:r>
-        <w:rPr>
-          <w:b/>
-          <w:bCs/>
-          <w:sz w:val="19"/>
-        </w:rPr>
-        <w:t>React frontends and Express backends</w:t>
-      </w:r>
-      <w:r>
-        <w:rPr>
-          <w:sz w:val="19"/>
-        </w:rPr>
-        <w:t xml:space="preserve"> with a single rule definition — eliminating duplicated sanitization code.</w:t>
-      </w:r>
-    </w:p>
-    <w:p>
-      <w:pPr>
-        <w:numPr>
-          <w:ilvl w:val="0"/>
-          <w:numId w:val="1"/>
-        </w:numPr>
-        <w:tabs>
-          <w:tab w:val="left" w:pos="581"/>
-        </w:tabs>
-        <w:spacing w:line="237" w:lineRule="auto"/>
-        <w:ind w:right="130"/>
-        <w:rPr>
-          <w:sz w:val="19"/>
-        </w:rPr>
-      </w:pPr>
-      <w:r>
-        <w:rPr>
-          <w:sz w:val="19"/>
-        </w:rPr>
-        <w:t xml:space="preserve">Designed a </w:t>
-      </w:r>
-      <w:r>
-        <w:rPr>
-          <w:b/>
-          <w:bCs/>
-          <w:sz w:val="19"/>
-        </w:rPr>
-        <w:t>chainable, fluent API</w:t>
-      </w:r>
-      <w:r>
-        <w:rPr>
-          <w:sz w:val="19"/>
-        </w:rPr>
-        <w:t xml:space="preserve"> with </w:t>
-      </w:r>
-      <w:r>
-        <w:rPr>
-          <w:b/>
-          <w:bCs/>
-          <w:sz w:val="19"/>
-        </w:rPr>
-        <w:t>10+ sanitization methods</w:t>
-      </w:r>
-      <w:r>
-        <w:rPr>
-          <w:sz w:val="19"/>
-        </w:rPr>
-        <w:t xml:space="preserve"> </w:t>
-      </w:r>
-      <w:proofErr w:type="gramStart"/>
-      <w:r>
-        <w:rPr>
-          <w:sz w:val="19"/>
-        </w:rPr>
-        <w:t>including .trim</w:t>
-      </w:r>
-      <w:proofErr w:type="gramEnd"/>
-      <w:r>
-        <w:rPr>
-          <w:sz w:val="19"/>
-        </w:rPr>
-        <w:t>()</w:t>
-      </w:r>
-      <w:proofErr w:type="gramStart"/>
-      <w:r>
-        <w:rPr>
-          <w:sz w:val="19"/>
-        </w:rPr>
-        <w:t>, .</w:t>
-      </w:r>
-      <w:proofErr w:type="spellStart"/>
-      <w:r>
-        <w:rPr>
-          <w:sz w:val="19"/>
-        </w:rPr>
-        <w:t>stripTags</w:t>
-      </w:r>
-      <w:proofErr w:type="spellEnd"/>
-      <w:proofErr w:type="gramEnd"/>
-      <w:r>
-        <w:rPr>
-          <w:sz w:val="19"/>
-        </w:rPr>
-        <w:t>()</w:t>
-      </w:r>
-      <w:proofErr w:type="gramStart"/>
-      <w:r>
-        <w:rPr>
-          <w:sz w:val="19"/>
-        </w:rPr>
-        <w:t>, .</w:t>
-      </w:r>
-      <w:proofErr w:type="spellStart"/>
-      <w:r>
-        <w:rPr>
-          <w:sz w:val="19"/>
-        </w:rPr>
-        <w:t>normalizeEmail</w:t>
-      </w:r>
-      <w:proofErr w:type="spellEnd"/>
-      <w:proofErr w:type="gramEnd"/>
-      <w:r>
-        <w:rPr>
-          <w:sz w:val="19"/>
-        </w:rPr>
-        <w:t>()</w:t>
-      </w:r>
-      <w:proofErr w:type="gramStart"/>
-      <w:r>
-        <w:rPr>
-          <w:sz w:val="19"/>
-        </w:rPr>
-        <w:t>, .clamp</w:t>
-      </w:r>
-      <w:proofErr w:type="gramEnd"/>
-      <w:r>
-        <w:rPr>
-          <w:sz w:val="19"/>
-        </w:rPr>
-        <w:t xml:space="preserve">(), </w:t>
-      </w:r>
-      <w:proofErr w:type="gramStart"/>
-      <w:r>
-        <w:rPr>
-          <w:sz w:val="19"/>
-        </w:rPr>
-        <w:t>and .</w:t>
-      </w:r>
-      <w:proofErr w:type="spellStart"/>
-      <w:r>
-        <w:rPr>
-          <w:sz w:val="19"/>
-        </w:rPr>
-        <w:t>toSlug</w:t>
-      </w:r>
-      <w:proofErr w:type="spellEnd"/>
-      <w:proofErr w:type="gramEnd"/>
-      <w:r>
-        <w:rPr>
-          <w:sz w:val="19"/>
-        </w:rPr>
-        <w:t xml:space="preserve">() across string, number, and </w:t>
-      </w:r>
-      <w:proofErr w:type="spellStart"/>
-      <w:r>
-        <w:rPr>
-          <w:sz w:val="19"/>
-        </w:rPr>
-        <w:t>boolean</w:t>
-      </w:r>
-      <w:proofErr w:type="spellEnd"/>
-      <w:r>
-        <w:rPr>
-          <w:sz w:val="19"/>
-        </w:rPr>
-        <w:t xml:space="preserve"> types, achieving </w:t>
-      </w:r>
-      <w:r>
-        <w:rPr>
-          <w:b/>
-          <w:bCs/>
-          <w:sz w:val="19"/>
-        </w:rPr>
-        <w:t>zero external dependencies</w:t>
-      </w:r>
-      <w:r>
-        <w:rPr>
-          <w:sz w:val="19"/>
-        </w:rPr>
-        <w:t xml:space="preserve">. </w:t>
-      </w:r>
-    </w:p>
-    <w:p>
-      <w:pPr>
-        <w:numPr>
-          <w:ilvl w:val="0"/>
-          <w:numId w:val="1"/>
-        </w:numPr>
-        <w:tabs>
-          <w:tab w:val="left" w:pos="581"/>
-        </w:tabs>
-        <w:spacing w:line="237" w:lineRule="auto"/>
-        <w:ind w:right="130"/>
-        <w:rPr>
-          <w:sz w:val="19"/>
-        </w:rPr>
-      </w:pPr>
-      <w:r>
-        <w:rPr>
-          <w:sz w:val="19"/>
-        </w:rPr>
-        <w:t xml:space="preserve">Implemented </w:t>
-      </w:r>
-      <w:r>
-        <w:rPr>
-          <w:b/>
-          <w:bCs/>
-          <w:sz w:val="19"/>
-        </w:rPr>
-        <w:t>recursive nested object sanitization</w:t>
-      </w:r>
-      <w:r>
-        <w:rPr>
-          <w:sz w:val="19"/>
-        </w:rPr>
-        <w:t xml:space="preserve"> via </w:t>
-      </w:r>
-      <w:proofErr w:type="spellStart"/>
-      <w:proofErr w:type="gramStart"/>
-      <w:r>
-        <w:rPr>
-          <w:sz w:val="19"/>
-        </w:rPr>
-        <w:t>s.object</w:t>
-      </w:r>
-      <w:proofErr w:type="spellEnd"/>
-      <w:proofErr w:type="gramEnd"/>
-      <w:r>
-        <w:rPr>
-          <w:sz w:val="19"/>
-        </w:rPr>
-        <w:t xml:space="preserve">(definition), enabling deep sanitization of complex form payloads in a </w:t>
-      </w:r>
-      <w:proofErr w:type="gramStart"/>
-      <w:r>
-        <w:rPr>
-          <w:sz w:val="19"/>
-        </w:rPr>
-        <w:t>single .sanitize</w:t>
-      </w:r>
-      <w:proofErr w:type="gramEnd"/>
-      <w:r>
-        <w:rPr>
-          <w:sz w:val="19"/>
-        </w:rPr>
-        <w:t xml:space="preserve">() call. </w:t>
-      </w:r>
-    </w:p>
-    <w:p>
-      <w:pPr>
-        <w:numPr>
-          <w:ilvl w:val="0"/>
-          <w:numId w:val="1"/>
-        </w:numPr>
-        <w:tabs>
-          <w:tab w:val="left" w:pos="581"/>
-        </w:tabs>
-        <w:spacing w:line="237" w:lineRule="auto"/>
-        <w:ind w:right="130"/>
-        <w:rPr>
-          <w:sz w:val="19"/>
-        </w:rPr>
-      </w:pPr>
-      <w:r>
-        <w:rPr>
-          <w:sz w:val="19"/>
-        </w:rPr>
-        <w:t xml:space="preserve">Engineered </w:t>
-      </w:r>
-      <w:r>
-        <w:rPr>
-          <w:b/>
-          <w:bCs/>
-          <w:sz w:val="19"/>
-        </w:rPr>
-        <w:t>universal runtime compatibility</w:t>
-      </w:r>
-      <w:r>
-        <w:rPr>
-          <w:sz w:val="19"/>
-        </w:rPr>
-        <w:t xml:space="preserve"> </w:t>
-      </w:r>
-      <w:r>
-        <w:rPr>
-          <w:sz w:val="19"/>
-        </w:rPr>
-        <w:t>-</w:t>
-      </w:r>
-      <w:r>
-        <w:rPr>
-          <w:sz w:val="19"/>
-        </w:rPr>
-        <w:t xml:space="preserve"> works in both </w:t>
-      </w:r>
-      <w:r>
-        <w:rPr>
-          <w:b/>
-          <w:bCs/>
-          <w:sz w:val="19"/>
-        </w:rPr>
-        <w:t>Node.js and browser environments</w:t>
-      </w:r>
-      <w:r>
-        <w:rPr>
-          <w:sz w:val="19"/>
-        </w:rPr>
-        <w:t xml:space="preserve"> — outperforming alternatives like </w:t>
-      </w:r>
-      <w:proofErr w:type="spellStart"/>
-      <w:r>
-        <w:rPr>
-          <w:sz w:val="19"/>
-        </w:rPr>
-        <w:t>DOMPurify</w:t>
-      </w:r>
-      <w:proofErr w:type="spellEnd"/>
-      <w:r>
-        <w:rPr>
-          <w:sz w:val="19"/>
-        </w:rPr>
-        <w:t xml:space="preserve"> and validator.js in schema support and portability.</w:t>
-      </w:r>
-    </w:p>
-    <w:p>
-      <w:pPr>
-        <w:tabs>
-          <w:tab w:val="left" w:pos="581"/>
-        </w:tabs>
-        <w:spacing w:line="237" w:lineRule="auto"/>
-        <w:ind w:left="135" w:right="130"/>
-        <w:rPr>
-          <w:b/>
-          <w:bCs/>
-          <w:sz w:val="19"/>
-        </w:rPr>
-      </w:pPr>
-      <w:proofErr w:type="spellStart"/>
-      <w:r>
-        <w:rPr>
-          <w:b/>
-          <w:bCs/>
-          <w:sz w:val="19"/>
-        </w:rPr>
-        <w:t>DebtLens</w:t>
-      </w:r>
-      <w:proofErr w:type="spellEnd"/>
-      <w:r>
-        <w:rPr>
-          <w:b/>
-          <w:bCs/>
-          <w:sz w:val="19"/>
-        </w:rPr>
-        <w:t xml:space="preserve"> | TypeScript, </w:t>
-      </w:r>
-      <w:proofErr w:type="spellStart"/>
-      <w:r>
-        <w:rPr>
-          <w:b/>
-          <w:bCs/>
-          <w:sz w:val="19"/>
-        </w:rPr>
-        <w:t>Groq</w:t>
-      </w:r>
-      <w:proofErr w:type="spellEnd"/>
-      <w:r>
-        <w:rPr>
-          <w:b/>
-          <w:bCs/>
-          <w:sz w:val="19"/>
-        </w:rPr>
-        <w:t>, Cloudflare Workers</w:t>
       </w:r>
       <w:r>
         <w:rPr>
@@ -5369,91 +5307,65 @@
         <w:rPr>
           <w:sz w:val="19"/>
         </w:rPr>
-        <w:t xml:space="preserve">Developed and shipped a </w:t>
-      </w:r>
-      <w:r>
-        <w:rPr>
-          <w:b/>
-          <w:bCs/>
-          <w:sz w:val="19"/>
-        </w:rPr>
-        <w:t>VS Code extension</w:t>
-      </w:r>
-      <w:r>
-        <w:rPr>
-          <w:sz w:val="19"/>
-        </w:rPr>
-        <w:t xml:space="preserve"> that transforms invisible tech debt into a </w:t>
-      </w:r>
-      <w:r>
-        <w:rPr>
-          <w:b/>
-          <w:bCs/>
-          <w:sz w:val="19"/>
-        </w:rPr>
-        <w:t>color-coded file tree heatmap</w:t>
-      </w:r>
-      <w:r>
-        <w:rPr>
-          <w:sz w:val="19"/>
-        </w:rPr>
-        <w:t xml:space="preserve"> across </w:t>
-      </w:r>
-      <w:r>
-        <w:rPr>
-          <w:b/>
-          <w:bCs/>
-          <w:sz w:val="19"/>
-        </w:rPr>
-        <w:t>JavaScript/TypeScript</w:t>
-      </w:r>
-      <w:r>
-        <w:rPr>
-          <w:sz w:val="19"/>
-        </w:rPr>
-        <w:t xml:space="preserve"> codebases, combining </w:t>
-      </w:r>
-      <w:r>
-        <w:rPr>
-          <w:b/>
-          <w:bCs/>
-          <w:sz w:val="19"/>
-        </w:rPr>
-        <w:t>Git age, TODO/FIXME density, and deprecated API detection</w:t>
-      </w:r>
-      <w:r>
-        <w:rPr>
-          <w:sz w:val="19"/>
-        </w:rPr>
-        <w:t xml:space="preserve"> into a single </w:t>
-      </w:r>
-      <w:r>
-        <w:rPr>
-          <w:b/>
-          <w:bCs/>
-          <w:sz w:val="19"/>
-        </w:rPr>
-        <w:t>0–100 weighted debt score</w:t>
-      </w:r>
-      <w:r>
-        <w:rPr>
-          <w:sz w:val="19"/>
-        </w:rPr>
-        <w:t xml:space="preserve"> across </w:t>
-      </w:r>
-      <w:r>
-        <w:rPr>
-          <w:b/>
-          <w:bCs/>
-          <w:sz w:val="19"/>
-        </w:rPr>
-        <w:t>5 severity levels</w:t>
-      </w:r>
-      <w:r>
-        <w:rPr>
-          <w:sz w:val="19"/>
-        </w:rPr>
-        <w:t xml:space="preserve">. </w:t>
+        <w:t xml:space="preserve">Built and published a </w:t>
+      </w:r>
+      <w:r>
+        <w:rPr>
+          <w:b/>
+          <w:bCs/>
+          <w:sz w:val="19"/>
+        </w:rPr>
+        <w:t>schema-based form sanitization library</w:t>
+      </w:r>
+      <w:r>
+        <w:rPr>
+          <w:sz w:val="19"/>
+        </w:rPr>
+        <w:t xml:space="preserve"> on </w:t>
+      </w:r>
+      <w:proofErr w:type="spellStart"/>
+      <w:r>
+        <w:rPr>
+          <w:b/>
+          <w:bCs/>
+          <w:sz w:val="19"/>
+        </w:rPr>
+        <w:t>npm</w:t>
+      </w:r>
+      <w:proofErr w:type="spellEnd"/>
+      <w:r>
+        <w:rPr>
+          <w:sz w:val="19"/>
+        </w:rPr>
+        <w:t xml:space="preserve"> achieving </w:t>
+      </w:r>
+      <w:r>
+        <w:rPr>
+          <w:b/>
+          <w:bCs/>
+          <w:sz w:val="19"/>
+        </w:rPr>
+        <w:t>100+ monthly downloads</w:t>
+      </w:r>
+      <w:r>
+        <w:rPr>
+          <w:sz w:val="19"/>
+        </w:rPr>
+        <w:t xml:space="preserve">, enabling shared validation logic across </w:t>
+      </w:r>
+      <w:r>
+        <w:rPr>
+          <w:b/>
+          <w:bCs/>
+          <w:sz w:val="19"/>
+        </w:rPr>
+        <w:t>React frontends and Express backends</w:t>
+      </w:r>
+      <w:r>
+        <w:rPr>
+          <w:sz w:val="19"/>
+        </w:rPr>
+        <w:t xml:space="preserve"> with a single rule definition — eliminating duplicated sanitization code.</w:t>
       </w:r>
     </w:p>
     <w:p>
@@ -5475,59 +5387,151 @@
         <w:rPr>
           <w:sz w:val="19"/>
         </w:rPr>
-        <w:t xml:space="preserve">Delivered </w:t>
-      </w:r>
-      <w:r>
-        <w:rPr>
-          <w:b/>
-          <w:bCs/>
-          <w:sz w:val="19"/>
-        </w:rPr>
-        <w:t>LLM-powered, real-time refactoring plans</w:t>
-      </w:r>
-      <w:r>
-        <w:rPr>
-          <w:sz w:val="19"/>
-        </w:rPr>
-        <w:t xml:space="preserve"> via </w:t>
+        <w:t xml:space="preserve">Designed a </w:t>
+      </w:r>
+      <w:r>
+        <w:rPr>
+          <w:b/>
+          <w:bCs/>
+          <w:sz w:val="19"/>
+        </w:rPr>
+        <w:t>chainable, fluent API</w:t>
+      </w:r>
+      <w:r>
+        <w:rPr>
+          <w:sz w:val="19"/>
+        </w:rPr>
+        <w:t xml:space="preserve"> with </w:t>
+      </w:r>
+      <w:r>
+        <w:rPr>
+          <w:b/>
+          <w:bCs/>
+          <w:sz w:val="19"/>
+        </w:rPr>
+        <w:t>10+ sanitization methods</w:t>
+      </w:r>
+      <w:r>
+        <w:rPr>
+          <w:sz w:val="19"/>
+        </w:rPr>
+        <w:t xml:space="preserve"> </w:t>
+      </w:r>
+      <w:proofErr w:type="gramStart"/>
+      <w:r>
+        <w:rPr>
+          <w:sz w:val="19"/>
+        </w:rPr>
+        <w:t>including .trim</w:t>
+      </w:r>
+      <w:proofErr w:type="gramEnd"/>
+      <w:r>
+        <w:rPr>
+          <w:sz w:val="19"/>
+        </w:rPr>
+        <w:t>()</w:t>
+      </w:r>
+      <w:proofErr w:type="gramStart"/>
+      <w:r>
+        <w:rPr>
+          <w:sz w:val="19"/>
+        </w:rPr>
+        <w:t>, .</w:t>
       </w:r>
       <w:proofErr w:type="spellStart"/>
       <w:r>
         <w:rPr>
-          <w:b/>
-          <w:bCs/>
-          <w:sz w:val="19"/>
-        </w:rPr>
-        <w:t>Groq</w:t>
+          <w:sz w:val="19"/>
+        </w:rPr>
+        <w:t>stripTags</w:t>
       </w:r>
       <w:proofErr w:type="spellEnd"/>
-      <w:r>
-        <w:rPr>
-          <w:sz w:val="19"/>
-        </w:rPr>
-        <w:t xml:space="preserve"> with </w:t>
-      </w:r>
-      <w:r>
-        <w:rPr>
-          <w:b/>
-          <w:bCs/>
-          <w:sz w:val="19"/>
-        </w:rPr>
-        <w:t>10 free AI explanations/day</w:t>
-      </w:r>
-      <w:r>
-        <w:rPr>
-          <w:sz w:val="19"/>
-        </w:rPr>
-        <w:t xml:space="preserve"> and zero configuration, lowering the barrier for teams to adopt </w:t>
-      </w:r>
-      <w:r>
-        <w:rPr>
-          <w:b/>
-          <w:bCs/>
-          <w:sz w:val="19"/>
-        </w:rPr>
-        <w:t>AI-assisted code quality workflows</w:t>
+      <w:proofErr w:type="gramEnd"/>
+      <w:r>
+        <w:rPr>
+          <w:sz w:val="19"/>
+        </w:rPr>
+        <w:t>()</w:t>
+      </w:r>
+      <w:proofErr w:type="gramStart"/>
+      <w:r>
+        <w:rPr>
+          <w:sz w:val="19"/>
+        </w:rPr>
+        <w:t>, .</w:t>
+      </w:r>
+      <w:proofErr w:type="spellStart"/>
+      <w:r>
+        <w:rPr>
+          <w:sz w:val="19"/>
+        </w:rPr>
+        <w:t>normalizeEmail</w:t>
+      </w:r>
+      <w:proofErr w:type="spellEnd"/>
+      <w:proofErr w:type="gramEnd"/>
+      <w:r>
+        <w:rPr>
+          <w:sz w:val="19"/>
+        </w:rPr>
+        <w:t>()</w:t>
+      </w:r>
+      <w:proofErr w:type="gramStart"/>
+      <w:r>
+        <w:rPr>
+          <w:sz w:val="19"/>
+        </w:rPr>
+        <w:t>, .clamp</w:t>
+      </w:r>
+      <w:proofErr w:type="gramEnd"/>
+      <w:r>
+        <w:rPr>
+          <w:sz w:val="19"/>
+        </w:rPr>
+        <w:t xml:space="preserve">(), </w:t>
+      </w:r>
+      <w:proofErr w:type="gramStart"/>
+      <w:r>
+        <w:rPr>
+          <w:sz w:val="19"/>
+        </w:rPr>
+        <w:t>and .</w:t>
+      </w:r>
+      <w:proofErr w:type="spellStart"/>
+      <w:r>
+        <w:rPr>
+          <w:sz w:val="19"/>
+        </w:rPr>
+        <w:t>toSlug</w:t>
+      </w:r>
+      <w:proofErr w:type="spellEnd"/>
+      <w:proofErr w:type="gramEnd"/>
+      <w:r>
+        <w:rPr>
+          <w:sz w:val="19"/>
+        </w:rPr>
+        <w:t xml:space="preserve">() across string, number, and </w:t>
+      </w:r>
+      <w:proofErr w:type="spellStart"/>
+      <w:r>
+        <w:rPr>
+          <w:sz w:val="19"/>
+        </w:rPr>
+        <w:t>boolean</w:t>
+      </w:r>
+      <w:proofErr w:type="spellEnd"/>
+      <w:r>
+        <w:rPr>
+          <w:sz w:val="19"/>
+        </w:rPr>
+        <w:t xml:space="preserve"> types, achieving </w:t>
+      </w:r>
+      <w:r>
+        <w:rPr>
+          <w:b/>
+          <w:bCs/>
+          <w:sz w:val="19"/>
+        </w:rPr>
+        <w:t>zero external dependencies</w:t>
       </w:r>
       <w:r>
         <w:rPr>
@@ -5555,109 +5559,51 @@
         <w:rPr>
           <w:sz w:val="19"/>
         </w:rPr>
-        <w:t xml:space="preserve">Engineered a </w:t>
-      </w:r>
-      <w:r>
-        <w:rPr>
-          <w:b/>
-          <w:bCs/>
-          <w:sz w:val="19"/>
-        </w:rPr>
-        <w:t>secure Cloudflare Worker proxy</w:t>
-      </w:r>
-      <w:r>
-        <w:rPr>
-          <w:sz w:val="19"/>
-        </w:rPr>
-        <w:t xml:space="preserve"> ensuring no user code or API keys are ever exposed, with </w:t>
-      </w:r>
-      <w:r>
-        <w:rPr>
-          <w:b/>
-          <w:bCs/>
-          <w:sz w:val="19"/>
-        </w:rPr>
-        <w:t>bring-your-own-key</w:t>
-      </w:r>
-      <w:r>
-        <w:rPr>
-          <w:sz w:val="19"/>
-        </w:rPr>
-        <w:t xml:space="preserve"> support for unlimited usage.</w:t>
-      </w:r>
-    </w:p>
-    <w:p>
-      <w:pPr>
-        <w:tabs>
-          <w:tab w:val="left" w:pos="581"/>
-        </w:tabs>
-        <w:spacing w:line="237" w:lineRule="auto"/>
-        <w:ind w:right="130"/>
-        <w:rPr>
-          <w:sz w:val="19"/>
-        </w:rPr>
-      </w:pPr>
-    </w:p>
-    <w:p>
-      <w:pPr>
-        <w:tabs>
-          <w:tab w:val="left" w:pos="581"/>
-        </w:tabs>
-        <w:spacing w:line="237" w:lineRule="auto"/>
-        <w:ind w:right="130"/>
-        <w:rPr>
-          <w:sz w:val="19"/>
-        </w:rPr>
-      </w:pPr>
-    </w:p>
-    <w:p>
-      <w:pPr>
-        <w:tabs>
-          <w:tab w:val="left" w:pos="581"/>
-        </w:tabs>
-        <w:spacing w:line="237" w:lineRule="auto"/>
-        <w:ind w:left="135" w:right="130"/>
-        <w:rPr>
-          <w:b/>
-          <w:bCs/>
-          <w:sz w:val="19"/>
-        </w:rPr>
-      </w:pPr>
+        <w:t xml:space="preserve">Implemented </w:t>
+      </w:r>
+      <w:r>
+        <w:rPr>
+          <w:b/>
+          <w:bCs/>
+          <w:sz w:val="19"/>
+        </w:rPr>
+        <w:t>recursive nested object sanitization</w:t>
+      </w:r>
+      <w:r>
+        <w:rPr>
+          <w:sz w:val="19"/>
+        </w:rPr>
+        <w:t xml:space="preserve"> via </w:t>
+      </w:r>
       <w:proofErr w:type="spellStart"/>
-      <w:r>
-        <w:rPr>
-          <w:b/>
-          <w:bCs/>
-          <w:sz w:val="19"/>
-        </w:rPr>
-        <w:t>Orvexa</w:t>
+      <w:proofErr w:type="gramStart"/>
+      <w:r>
+        <w:rPr>
+          <w:sz w:val="19"/>
+        </w:rPr>
+        <w:t>s.object</w:t>
       </w:r>
       <w:proofErr w:type="spellEnd"/>
-      <w:r>
-        <w:rPr>
-          <w:b/>
-          <w:bCs/>
-          <w:sz w:val="19"/>
-        </w:rPr>
-        <w:t xml:space="preserve"> | Next.js, </w:t>
-      </w:r>
-      <w:proofErr w:type="spellStart"/>
-      <w:r>
-        <w:rPr>
-          <w:b/>
-          <w:bCs/>
-          <w:sz w:val="19"/>
-        </w:rPr>
-        <w:t>FastAPI</w:t>
-      </w:r>
-      <w:proofErr w:type="spellEnd"/>
-      <w:r>
-        <w:rPr>
-          <w:b/>
-          <w:bCs/>
-          <w:sz w:val="19"/>
-        </w:rPr>
-        <w:t>, Socket.io, Claude, Redis</w:t>
+      <w:proofErr w:type="gramEnd"/>
+      <w:r>
+        <w:rPr>
+          <w:sz w:val="19"/>
+        </w:rPr>
+        <w:t xml:space="preserve">(definition), enabling deep sanitization of complex form payloads in a </w:t>
+      </w:r>
+      <w:proofErr w:type="gramStart"/>
+      <w:r>
+        <w:rPr>
+          <w:sz w:val="19"/>
+        </w:rPr>
+        <w:t>single .sanitize</w:t>
+      </w:r>
+      <w:proofErr w:type="gramEnd"/>
+      <w:r>
+        <w:rPr>
+          <w:sz w:val="19"/>
+        </w:rPr>
+        <w:t xml:space="preserve">() call. </w:t>
       </w:r>
     </w:p>
     <w:p>
@@ -5679,50 +5625,131 @@
         <w:rPr>
           <w:sz w:val="19"/>
         </w:rPr>
-        <w:t xml:space="preserve">Built a </w:t>
-      </w:r>
-      <w:r>
-        <w:rPr>
-          <w:b/>
-          <w:bCs/>
-          <w:sz w:val="19"/>
-        </w:rPr>
-        <w:t>real-time collaborative AI research platform</w:t>
-      </w:r>
-      <w:r>
-        <w:rPr>
-          <w:sz w:val="19"/>
-        </w:rPr>
-        <w:t xml:space="preserve"> where multiple users join shared rooms, chat live and trigger an AI agent </w:t>
-      </w:r>
-      <w:proofErr w:type="gramStart"/>
-      <w:r>
-        <w:rPr>
-          <w:sz w:val="19"/>
-        </w:rPr>
-        <w:t>via @</w:t>
-      </w:r>
-      <w:proofErr w:type="gramEnd"/>
-      <w:r>
-        <w:rPr>
-          <w:sz w:val="19"/>
-        </w:rPr>
-        <w:t xml:space="preserve">ARIA that searches the web, summarizes findings, and streams results onto a </w:t>
-      </w:r>
-      <w:r>
-        <w:rPr>
-          <w:b/>
-          <w:bCs/>
-          <w:sz w:val="19"/>
-        </w:rPr>
-        <w:t>shared visual board</w:t>
-      </w:r>
-      <w:r>
-        <w:rPr>
-          <w:sz w:val="19"/>
-        </w:rPr>
-        <w:t xml:space="preserve"> visible to all participants simultaneously. </w:t>
-      </w:r>
+        <w:t xml:space="preserve">Engineered </w:t>
+      </w:r>
+      <w:r>
+        <w:rPr>
+          <w:b/>
+          <w:bCs/>
+          <w:sz w:val="19"/>
+        </w:rPr>
+        <w:t>universal runtime compatibility</w:t>
+      </w:r>
+      <w:r>
+        <w:rPr>
+          <w:sz w:val="19"/>
+        </w:rPr>
+        <w:t xml:space="preserve"> </w:t>
+      </w:r>
+      <w:r>
+        <w:rPr>
+          <w:sz w:val="19"/>
+        </w:rPr>
+        <w:t>-</w:t>
+      </w:r>
+      <w:r>
+        <w:rPr>
+          <w:sz w:val="19"/>
+        </w:rPr>
+        <w:t xml:space="preserve"> works in both </w:t>
+      </w:r>
+      <w:r>
+        <w:rPr>
+          <w:b/>
+          <w:bCs/>
+          <w:sz w:val="19"/>
+        </w:rPr>
+        <w:t>Node.js and browser environments</w:t>
+      </w:r>
+      <w:r>
+        <w:rPr>
+          <w:sz w:val="19"/>
+        </w:rPr>
+        <w:t xml:space="preserve"> — outperforming alternatives like </w:t>
+      </w:r>
+      <w:proofErr w:type="spellStart"/>
+      <w:r>
+        <w:rPr>
+          <w:sz w:val="19"/>
+        </w:rPr>
+        <w:t>DOMPurify</w:t>
+      </w:r>
+      <w:proofErr w:type="spellEnd"/>
+      <w:r>
+        <w:rPr>
+          <w:sz w:val="19"/>
+        </w:rPr>
+        <w:t xml:space="preserve"> and validator.js in schema support and portability.</w:t>
+      </w:r>
+    </w:p>
+    <w:p>
+      <w:pPr>
+        <w:tabs>
+          <w:tab w:val="left" w:pos="581"/>
+        </w:tabs>
+        <w:spacing w:line="237" w:lineRule="auto"/>
+        <w:ind w:left="135" w:right="130"/>
+        <w:rPr>
+          <w:b/>
+          <w:bCs/>
+          <w:sz w:val="19"/>
+        </w:rPr>
+      </w:pPr>
+      <w:proofErr w:type="spellStart"/>
+      <w:r>
+        <w:rPr>
+          <w:b/>
+          <w:bCs/>
+          <w:sz w:val="19"/>
+        </w:rPr>
+        <w:t>DebtLens</w:t>
+      </w:r>
+      <w:proofErr w:type="spellEnd"/>
+      <w:r>
+        <w:rPr>
+          <w:b/>
+          <w:bCs/>
+          <w:sz w:val="19"/>
+        </w:rPr>
+        <w:t xml:space="preserve"> | TypeScript, </w:t>
+      </w:r>
+      <w:proofErr w:type="spellStart"/>
+      <w:r>
+        <w:rPr>
+          <w:b/>
+          <w:bCs/>
+          <w:sz w:val="19"/>
+        </w:rPr>
+        <w:t>Groq</w:t>
+      </w:r>
+      <w:proofErr w:type="spellEnd"/>
+      <w:r>
+        <w:rPr>
+          <w:b/>
+          <w:bCs/>
+          <w:sz w:val="19"/>
+        </w:rPr>
+        <w:t>, Cloudflare Workers</w:t>
+      </w:r>
+      <w:r>
+        <w:rPr>
+          <w:b/>
+          <w:bCs/>
+          <w:sz w:val="19"/>
+        </w:rPr>
+        <w:t xml:space="preserve"> | </w:t>
+      </w:r>
+      <w:hyperlink r:id="rId12" w:history="1">
+        <w:r>
+          <w:rPr>
+            <w:rStyle w:val="Hyperlink"/>
+            <w:b/>
+            <w:bCs/>
+            <w:sz w:val="19"/>
+          </w:rPr>
+          <w:t>LINK</w:t>
+        </w:r>
+      </w:hyperlink>
     </w:p>
     <w:p>
       <w:pPr>
@@ -5743,95 +5770,85 @@
         <w:rPr>
           <w:sz w:val="19"/>
         </w:rPr>
-        <w:t xml:space="preserve">Engineered a </w:t>
-      </w:r>
-      <w:r>
-        <w:rPr>
-          <w:b/>
-          <w:bCs/>
-          <w:sz w:val="19"/>
-        </w:rPr>
-        <w:t>3-agent parallel pipeline</w:t>
-      </w:r>
-      <w:r>
-        <w:rPr>
-          <w:sz w:val="19"/>
-        </w:rPr>
-        <w:t xml:space="preserve"> </w:t>
-      </w:r>
-      <w:r>
-        <w:rPr>
-          <w:sz w:val="19"/>
-        </w:rPr>
-        <w:t xml:space="preserve">- </w:t>
-      </w:r>
-      <w:r>
-        <w:rPr>
-          <w:sz w:val="19"/>
-        </w:rPr>
-        <w:t>search (</w:t>
-      </w:r>
-      <w:proofErr w:type="spellStart"/>
-      <w:r>
-        <w:rPr>
-          <w:sz w:val="19"/>
-        </w:rPr>
-        <w:t>Tavily</w:t>
-      </w:r>
-      <w:proofErr w:type="spellEnd"/>
-      <w:r>
-        <w:rPr>
-          <w:sz w:val="19"/>
-        </w:rPr>
-        <w:t xml:space="preserve">), summarizer, and fact-checker </w:t>
-      </w:r>
-      <w:r>
-        <w:rPr>
-          <w:sz w:val="19"/>
-        </w:rPr>
-        <w:t>-</w:t>
-      </w:r>
-      <w:r>
-        <w:rPr>
-          <w:sz w:val="19"/>
-        </w:rPr>
-        <w:t xml:space="preserve"> powered by </w:t>
-      </w:r>
-      <w:r>
-        <w:rPr>
-          <w:b/>
-          <w:bCs/>
-          <w:sz w:val="19"/>
-        </w:rPr>
-        <w:t>Claude Sonnet</w:t>
-      </w:r>
-      <w:r>
-        <w:rPr>
-          <w:sz w:val="19"/>
-        </w:rPr>
-        <w:t xml:space="preserve">, executing concurrently with </w:t>
-      </w:r>
-      <w:r>
-        <w:rPr>
-          <w:b/>
-          <w:bCs/>
-          <w:sz w:val="19"/>
-        </w:rPr>
-        <w:t>30s per-agent timeouts</w:t>
-      </w:r>
-      <w:r>
-        <w:rPr>
-          <w:sz w:val="19"/>
-        </w:rPr>
-        <w:t xml:space="preserve"> and streaming responses word-by-word onto the board via </w:t>
-      </w:r>
-      <w:r>
-        <w:rPr>
-          <w:b/>
-          <w:bCs/>
-          <w:sz w:val="19"/>
-        </w:rPr>
-        <w:t>Redis pub/sub</w:t>
+        <w:t xml:space="preserve">Developed and shipped a </w:t>
+      </w:r>
+      <w:r>
+        <w:rPr>
+          <w:b/>
+          <w:bCs/>
+          <w:sz w:val="19"/>
+        </w:rPr>
+        <w:t>VS Code extension</w:t>
+      </w:r>
+      <w:r>
+        <w:rPr>
+          <w:sz w:val="19"/>
+        </w:rPr>
+        <w:t xml:space="preserve"> that transforms invisible tech debt into a </w:t>
+      </w:r>
+      <w:r>
+        <w:rPr>
+          <w:b/>
+          <w:bCs/>
+          <w:sz w:val="19"/>
+        </w:rPr>
+        <w:t>color-coded file tree heatmap</w:t>
+      </w:r>
+      <w:r>
+        <w:rPr>
+          <w:sz w:val="19"/>
+        </w:rPr>
+        <w:t xml:space="preserve"> across </w:t>
+      </w:r>
+      <w:r>
+        <w:rPr>
+          <w:b/>
+          <w:bCs/>
+          <w:sz w:val="19"/>
+        </w:rPr>
+        <w:t>JavaScript/TypeScript</w:t>
+      </w:r>
+      <w:r>
+        <w:rPr>
+          <w:sz w:val="19"/>
+        </w:rPr>
+        <w:t xml:space="preserve"> codebases, combining </w:t>
+      </w:r>
+      <w:r>
+        <w:rPr>
+          <w:b/>
+          <w:bCs/>
+          <w:sz w:val="19"/>
+        </w:rPr>
+        <w:t>Git age, TODO/FIXME density, and deprecated API detection</w:t>
+      </w:r>
+      <w:r>
+        <w:rPr>
+          <w:sz w:val="19"/>
+        </w:rPr>
+        <w:t xml:space="preserve"> into a single </w:t>
+      </w:r>
+      <w:r>
+        <w:rPr>
+          <w:b/>
+          <w:bCs/>
+          <w:sz w:val="19"/>
+        </w:rPr>
+        <w:t>0–100 weighted debt score</w:t>
+      </w:r>
+      <w:r>
+        <w:rPr>
+          <w:sz w:val="19"/>
+        </w:rPr>
+        <w:t xml:space="preserve"> across </w:t>
+      </w:r>
+      <w:r>
+        <w:rPr>
+          <w:b/>
+          <w:bCs/>
+          <w:sz w:val="19"/>
+        </w:rPr>
+        <w:t>5 severity levels</w:t>
       </w:r>
       <w:r>
         <w:rPr>
@@ -5859,49 +5876,65 @@
         <w:rPr>
           <w:sz w:val="19"/>
         </w:rPr>
-        <w:t xml:space="preserve">Architected a </w:t>
-      </w:r>
-      <w:r>
-        <w:rPr>
-          <w:b/>
-          <w:bCs/>
-          <w:sz w:val="19"/>
-        </w:rPr>
-        <w:t>real-time event layer</w:t>
-      </w:r>
-      <w:r>
-        <w:rPr>
-          <w:sz w:val="19"/>
-        </w:rPr>
-        <w:t xml:space="preserve"> using </w:t>
-      </w:r>
-      <w:r>
-        <w:rPr>
-          <w:b/>
-          <w:bCs/>
-          <w:sz w:val="19"/>
-        </w:rPr>
-        <w:t>Socket.io</w:t>
-      </w:r>
-      <w:r>
-        <w:rPr>
-          <w:sz w:val="19"/>
-        </w:rPr>
-        <w:t xml:space="preserve"> with room-based presence, typing indicators, and a structured </w:t>
-      </w:r>
-      <w:r>
-        <w:rPr>
-          <w:b/>
-          <w:bCs/>
-          <w:sz w:val="19"/>
-        </w:rPr>
-        <w:t>15+ socket event system</w:t>
-      </w:r>
-      <w:r>
-        <w:rPr>
-          <w:sz w:val="19"/>
-        </w:rPr>
-        <w:t xml:space="preserve"> keeping all participants in sync across the shared board and chat. </w:t>
+        <w:t xml:space="preserve">Delivered </w:t>
+      </w:r>
+      <w:r>
+        <w:rPr>
+          <w:b/>
+          <w:bCs/>
+          <w:sz w:val="19"/>
+        </w:rPr>
+        <w:t>LLM-powered, real-time refactoring plans</w:t>
+      </w:r>
+      <w:r>
+        <w:rPr>
+          <w:sz w:val="19"/>
+        </w:rPr>
+        <w:t xml:space="preserve"> via </w:t>
+      </w:r>
+      <w:proofErr w:type="spellStart"/>
+      <w:r>
+        <w:rPr>
+          <w:b/>
+          <w:bCs/>
+          <w:sz w:val="19"/>
+        </w:rPr>
+        <w:t>Groq</w:t>
+      </w:r>
+      <w:proofErr w:type="spellEnd"/>
+      <w:r>
+        <w:rPr>
+          <w:sz w:val="19"/>
+        </w:rPr>
+        <w:t xml:space="preserve"> with </w:t>
+      </w:r>
+      <w:r>
+        <w:rPr>
+          <w:b/>
+          <w:bCs/>
+          <w:sz w:val="19"/>
+        </w:rPr>
+        <w:t>10 free AI explanations/day</w:t>
+      </w:r>
+      <w:r>
+        <w:rPr>
+          <w:sz w:val="19"/>
+        </w:rPr>
+        <w:t xml:space="preserve"> and zero configuration, lowering the barrier for teams to adopt </w:t>
+      </w:r>
+      <w:r>
+        <w:rPr>
+          <w:b/>
+          <w:bCs/>
+          <w:sz w:val="19"/>
+        </w:rPr>
+        <w:t>AI-assisted code quality workflows</w:t>
+      </w:r>
+      <w:r>
+        <w:rPr>
+          <w:sz w:val="19"/>
+        </w:rPr>
+        <w:t xml:space="preserve">. </w:t>
       </w:r>
     </w:p>
     <w:p>
@@ -5923,34 +5956,48 @@
         <w:rPr>
           <w:sz w:val="19"/>
         </w:rPr>
-        <w:t xml:space="preserve">Designed a </w:t>
-      </w:r>
-      <w:r>
-        <w:rPr>
-          <w:b/>
-          <w:bCs/>
-          <w:sz w:val="19"/>
-        </w:rPr>
-        <w:t>fault-tolerant streaming system</w:t>
-      </w:r>
-      <w:r>
-        <w:rPr>
-          <w:sz w:val="19"/>
-        </w:rPr>
-        <w:t xml:space="preserve"> with per-card 60s safety timers, interruption resilience, and automatic error cards </w:t>
-      </w:r>
-      <w:r>
-        <w:rPr>
-          <w:sz w:val="19"/>
-        </w:rPr>
-        <w:t>-</w:t>
-      </w:r>
-      <w:r>
-        <w:rPr>
-          <w:sz w:val="19"/>
-        </w:rPr>
-        <w:t>ensuring partial results always surface even when individual agents fail.</w:t>
-      </w:r>
+        <w:t xml:space="preserve">Engineered a </w:t>
+      </w:r>
+      <w:r>
+        <w:rPr>
+          <w:b/>
+          <w:bCs/>
+          <w:sz w:val="19"/>
+        </w:rPr>
+        <w:t>secure Cloudflare Worker proxy</w:t>
+      </w:r>
+      <w:r>
+        <w:rPr>
+          <w:sz w:val="19"/>
+        </w:rPr>
+        <w:t xml:space="preserve"> ensuring no user code or API keys are ever exposed, with </w:t>
+      </w:r>
+      <w:r>
+        <w:rPr>
+          <w:b/>
+          <w:bCs/>
+          <w:sz w:val="19"/>
+        </w:rPr>
+        <w:t>bring-your-own-key</w:t>
+      </w:r>
+      <w:r>
+        <w:rPr>
+          <w:sz w:val="19"/>
+        </w:rPr>
+        <w:t xml:space="preserve"> support for unlimited usage.</w:t>
+      </w:r>
+    </w:p>
+    <w:p>
+      <w:pPr>
+        <w:tabs>
+          <w:tab w:val="left" w:pos="581"/>
+        </w:tabs>
+        <w:spacing w:line="237" w:lineRule="auto"/>
+        <w:ind w:left="585" w:right="130"/>
+        <w:rPr>
+          <w:sz w:val="19"/>
+        </w:rPr>
+      </w:pPr>
     </w:p>
     <w:p>
       <w:pPr>
@@ -5960,96 +6007,47 @@
         <w:spacing w:line="237" w:lineRule="auto"/>
         <w:ind w:left="135" w:right="130"/>
         <w:rPr>
-          <w:sz w:val="19"/>
-        </w:rPr>
-      </w:pPr>
-    </w:p>
-    <w:p>
-      <w:pPr>
-        <w:tabs>
-          <w:tab w:val="left" w:pos="581"/>
-        </w:tabs>
-        <w:spacing w:line="237" w:lineRule="auto"/>
-        <w:ind w:left="135" w:right="130"/>
-        <w:rPr>
-          <w:b/>
-          <w:bCs/>
-          <w:sz w:val="19"/>
-        </w:rPr>
-      </w:pPr>
-      <w:r>
-        <w:rPr>
-          <w:b/>
-          <w:bCs/>
-          <w:sz w:val="19"/>
-        </w:rPr>
-        <w:t xml:space="preserve">AI </w:t>
-      </w:r>
-      <w:r>
-        <w:rPr>
-          <w:b/>
-          <w:bCs/>
-          <w:sz w:val="19"/>
-        </w:rPr>
-        <w:t>Creator Studio</w:t>
-      </w:r>
-      <w:r>
-        <w:rPr>
-          <w:sz w:val="19"/>
-        </w:rPr>
-        <w:t xml:space="preserve"> | Python, </w:t>
-      </w:r>
+          <w:b/>
+          <w:bCs/>
+          <w:sz w:val="19"/>
+        </w:rPr>
+      </w:pPr>
       <w:proofErr w:type="spellStart"/>
       <w:r>
         <w:rPr>
-          <w:sz w:val="19"/>
-        </w:rPr>
-        <w:t>Streamlit</w:t>
+          <w:b/>
+          <w:bCs/>
+          <w:sz w:val="19"/>
+        </w:rPr>
+        <w:t>Orvexa</w:t>
       </w:r>
       <w:proofErr w:type="spellEnd"/>
       <w:r>
         <w:rPr>
-          <w:sz w:val="19"/>
-        </w:rPr>
-        <w:t xml:space="preserve">, OpenAI (GPT-4o-mini), FAISS, Sentence Transformers, </w:t>
+          <w:b/>
+          <w:bCs/>
+          <w:sz w:val="19"/>
+        </w:rPr>
+        <w:t xml:space="preserve"> | Next.js, </w:t>
       </w:r>
       <w:proofErr w:type="spellStart"/>
       <w:r>
         <w:rPr>
-          <w:sz w:val="19"/>
-        </w:rPr>
-        <w:t>Supabase</w:t>
+          <w:b/>
+          <w:bCs/>
+          <w:sz w:val="19"/>
+        </w:rPr>
+        <w:t>FastAPI</w:t>
       </w:r>
       <w:proofErr w:type="spellEnd"/>
       <w:r>
         <w:rPr>
-          <w:sz w:val="19"/>
-        </w:rPr>
-        <w:t xml:space="preserve">, </w:t>
-      </w:r>
-      <w:proofErr w:type="spellStart"/>
-      <w:r>
-        <w:rPr>
-          <w:sz w:val="19"/>
-        </w:rPr>
-        <w:t>bcrypt</w:t>
-      </w:r>
-      <w:proofErr w:type="spellEnd"/>
-      <w:r>
-        <w:rPr>
-          <w:sz w:val="19"/>
-        </w:rPr>
-        <w:t xml:space="preserve"> | </w:t>
-      </w:r>
-      <w:hyperlink r:id="rId12" w:history="1">
-        <w:r>
-          <w:rPr>
-            <w:rStyle w:val="Hyperlink"/>
-            <w:sz w:val="19"/>
-          </w:rPr>
-          <w:t>Live Demo</w:t>
-        </w:r>
-      </w:hyperlink>
+          <w:b/>
+          <w:bCs/>
+          <w:sz w:val="19"/>
+        </w:rPr>
+        <w:t>, Socket.io, Claude, Redis</w:t>
+      </w:r>
     </w:p>
     <w:p>
       <w:pPr>
@@ -6070,21 +6068,49 @@
         <w:rPr>
           <w:sz w:val="19"/>
         </w:rPr>
-        <w:t xml:space="preserve">Built 4-station interactive web app teaching high school students how to construct a </w:t>
+        <w:t xml:space="preserve">Built a </w:t>
+      </w:r>
+      <w:r>
+        <w:rPr>
+          <w:b/>
+          <w:bCs/>
+          <w:sz w:val="19"/>
+        </w:rPr>
+        <w:t>real-time collaborative AI research platform</w:t>
+      </w:r>
+      <w:r>
+        <w:rPr>
+          <w:sz w:val="19"/>
+        </w:rPr>
+        <w:t xml:space="preserve"> where multiple users join shared rooms, chat live and trigger an AI agent </w:t>
       </w:r>
       <w:proofErr w:type="gramStart"/>
       <w:r>
         <w:rPr>
           <w:sz w:val="19"/>
         </w:rPr>
-        <w:t>mini AI</w:t>
+        <w:t>via @</w:t>
       </w:r>
       <w:proofErr w:type="gramEnd"/>
       <w:r>
         <w:rPr>
           <w:sz w:val="19"/>
         </w:rPr>
-        <w:t xml:space="preserve"> from scratch, covering system prompts, RAG pipelines, hallucination grounding, multi-turn chat memory, and prompt injection defense through hands-on exercises</w:t>
+        <w:t xml:space="preserve">ARIA that searches the web, summarizes findings, and streams results onto a </w:t>
+      </w:r>
+      <w:r>
+        <w:rPr>
+          <w:b/>
+          <w:bCs/>
+          <w:sz w:val="19"/>
+        </w:rPr>
+        <w:t>shared visual board</w:t>
+      </w:r>
+      <w:r>
+        <w:rPr>
+          <w:sz w:val="19"/>
+        </w:rPr>
+        <w:t xml:space="preserve"> visible to all participants simultaneously. </w:t>
       </w:r>
     </w:p>
     <w:p>
@@ -6106,21 +6132,101 @@
         <w:rPr>
           <w:sz w:val="19"/>
         </w:rPr>
-        <w:t>Engineered a hybrid RAG pipeline using FAISS (</w:t>
+        <w:t xml:space="preserve">Engineered a </w:t>
+      </w:r>
+      <w:r>
+        <w:rPr>
+          <w:b/>
+          <w:bCs/>
+          <w:sz w:val="19"/>
+        </w:rPr>
+        <w:t>3-agent parallel pipeline</w:t>
+      </w:r>
+      <w:r>
+        <w:rPr>
+          <w:sz w:val="19"/>
+        </w:rPr>
+        <w:t xml:space="preserve"> </w:t>
+      </w:r>
+      <w:r>
+        <w:rPr>
+          <w:sz w:val="19"/>
+        </w:rPr>
+        <w:t xml:space="preserve">- </w:t>
+      </w:r>
+      <w:r>
+        <w:rPr>
+          <w:sz w:val="19"/>
+        </w:rPr>
+        <w:t>search (</w:t>
       </w:r>
       <w:proofErr w:type="spellStart"/>
       <w:r>
         <w:rPr>
           <w:sz w:val="19"/>
         </w:rPr>
-        <w:t>IndexFlatIP</w:t>
+        <w:t>Tavily</w:t>
       </w:r>
       <w:proofErr w:type="spellEnd"/>
       <w:r>
         <w:rPr>
           <w:sz w:val="19"/>
         </w:rPr>
-        <w:t>) and all-MiniLM-L6-v2 embeddings with 800-char chunking and 100-char overlap, delivering side-by-side grounded vs. ungrounded comparisons with cosine similarity scoring and retrieval trace visualization.</w:t>
+        <w:t xml:space="preserve">), summarizer, and fact-checker </w:t>
+      </w:r>
+      <w:r>
+        <w:rPr>
+          <w:sz w:val="19"/>
+        </w:rPr>
+        <w:t>-</w:t>
+      </w:r>
+      <w:r>
+        <w:rPr>
+          <w:sz w:val="19"/>
+        </w:rPr>
+        <w:t xml:space="preserve"> powered by </w:t>
+      </w:r>
+      <w:r>
+        <w:rPr>
+          <w:b/>
+          <w:bCs/>
+          <w:sz w:val="19"/>
+        </w:rPr>
+        <w:t>Claude Sonnet</w:t>
+      </w:r>
+      <w:r>
+        <w:rPr>
+          <w:sz w:val="19"/>
+        </w:rPr>
+        <w:t xml:space="preserve">, executing concurrently with </w:t>
+      </w:r>
+      <w:r>
+        <w:rPr>
+          <w:b/>
+          <w:bCs/>
+          <w:sz w:val="19"/>
+        </w:rPr>
+        <w:t>30s per-agent timeouts</w:t>
+      </w:r>
+      <w:r>
+        <w:rPr>
+          <w:sz w:val="19"/>
+        </w:rPr>
+        <w:t xml:space="preserve"> and streaming responses word-by-word onto the board via </w:t>
+      </w:r>
+      <w:r>
+        <w:rPr>
+          <w:b/>
+          <w:bCs/>
+          <w:sz w:val="19"/>
+        </w:rPr>
+        <w:t>Redis pub/sub</w:t>
+      </w:r>
+      <w:r>
+        <w:rPr>
+          <w:sz w:val="19"/>
+        </w:rPr>
+        <w:t xml:space="preserve">. </w:t>
       </w:r>
     </w:p>
     <w:p>
@@ -6142,7 +6248,49 @@
         <w:rPr>
           <w:sz w:val="19"/>
         </w:rPr>
-        <w:t>Developed a Hacker Mode prompt injection playground with 4 attack techniques (classic override, role-play escape, context stuffing, jailbreak framing) and an LLM-as-judge evaluation loop using a second GPT-4o-mini call, returning breach/defend verdicts with a full hardening and defense re-run phase.</w:t>
+        <w:t xml:space="preserve">Architected a </w:t>
+      </w:r>
+      <w:r>
+        <w:rPr>
+          <w:b/>
+          <w:bCs/>
+          <w:sz w:val="19"/>
+        </w:rPr>
+        <w:t>real-time event layer</w:t>
+      </w:r>
+      <w:r>
+        <w:rPr>
+          <w:sz w:val="19"/>
+        </w:rPr>
+        <w:t xml:space="preserve"> using </w:t>
+      </w:r>
+      <w:r>
+        <w:rPr>
+          <w:b/>
+          <w:bCs/>
+          <w:sz w:val="19"/>
+        </w:rPr>
+        <w:t>Socket.io</w:t>
+      </w:r>
+      <w:r>
+        <w:rPr>
+          <w:sz w:val="19"/>
+        </w:rPr>
+        <w:t xml:space="preserve"> with room-based presence, typing indicators, and a structured </w:t>
+      </w:r>
+      <w:r>
+        <w:rPr>
+          <w:b/>
+          <w:bCs/>
+          <w:sz w:val="19"/>
+        </w:rPr>
+        <w:t>15+ socket event system</w:t>
+      </w:r>
+      <w:r>
+        <w:rPr>
+          <w:sz w:val="19"/>
+        </w:rPr>
+        <w:t xml:space="preserve"> keeping all participants in sync across the shared board and chat. </w:t>
       </w:r>
     </w:p>
     <w:p>
@@ -6164,72 +6312,46 @@
         <w:rPr>
           <w:sz w:val="19"/>
         </w:rPr>
-        <w:t xml:space="preserve">Architected a Teacher Dashboard with </w:t>
-      </w:r>
-      <w:proofErr w:type="spellStart"/>
-      <w:r>
-        <w:rPr>
-          <w:sz w:val="19"/>
-        </w:rPr>
-        <w:t>bcrypt</w:t>
-      </w:r>
-      <w:proofErr w:type="spellEnd"/>
-      <w:r>
-        <w:rPr>
-          <w:sz w:val="19"/>
-        </w:rPr>
-        <w:t xml:space="preserve">-hashed auth, </w:t>
-      </w:r>
-      <w:proofErr w:type="spellStart"/>
-      <w:r>
-        <w:rPr>
-          <w:sz w:val="19"/>
-        </w:rPr>
-        <w:t>Supabase</w:t>
-      </w:r>
-      <w:proofErr w:type="spellEnd"/>
-      <w:r>
-        <w:rPr>
-          <w:sz w:val="19"/>
-        </w:rPr>
-        <w:t xml:space="preserve"> (PostgreSQL) backend, class code generation, student enrollment flow, and real-time per-student station progress tracking across concurrent classrooms.</w:t>
-      </w:r>
-    </w:p>
-    <w:p>
-      <w:pPr>
-        <w:numPr>
-          <w:ilvl w:val="0"/>
-          <w:numId w:val="1"/>
-        </w:numPr>
+        <w:t xml:space="preserve">Designed a </w:t>
+      </w:r>
+      <w:r>
+        <w:rPr>
+          <w:b/>
+          <w:bCs/>
+          <w:sz w:val="19"/>
+        </w:rPr>
+        <w:t>fault-tolerant streaming system</w:t>
+      </w:r>
+      <w:r>
+        <w:rPr>
+          <w:sz w:val="19"/>
+        </w:rPr>
+        <w:t xml:space="preserve"> with per-card 60s safety timers, interruption resilience, and automatic error cards </w:t>
+      </w:r>
+      <w:r>
+        <w:rPr>
+          <w:sz w:val="19"/>
+        </w:rPr>
+        <w:t>-</w:t>
+      </w:r>
+      <w:r>
+        <w:rPr>
+          <w:sz w:val="19"/>
+        </w:rPr>
+        <w:t>ensuring partial results always surface even when individual agents fail.</w:t>
+      </w:r>
+    </w:p>
+    <w:p>
+      <w:pPr>
         <w:tabs>
           <w:tab w:val="left" w:pos="581"/>
         </w:tabs>
         <w:spacing w:line="237" w:lineRule="auto"/>
-        <w:ind w:right="130"/>
-        <w:rPr>
-          <w:sz w:val="19"/>
-        </w:rPr>
-      </w:pPr>
-      <w:r>
-        <w:rPr>
-          <w:sz w:val="19"/>
-        </w:rPr>
-        <w:t xml:space="preserve">Shipped 127 passing tests across 10 test files covering auth, RAG pipeline, LLM client, </w:t>
-      </w:r>
-      <w:proofErr w:type="spellStart"/>
-      <w:r>
-        <w:rPr>
-          <w:sz w:val="19"/>
-        </w:rPr>
-        <w:t>Supabase</w:t>
-      </w:r>
-      <w:proofErr w:type="spellEnd"/>
-      <w:r>
-        <w:rPr>
-          <w:sz w:val="19"/>
-        </w:rPr>
-        <w:t xml:space="preserve"> CRUD, classroom services, and full end-to-end integration — all with zero live API or network calls.</w:t>
-      </w:r>
+        <w:ind w:left="135" w:right="130"/>
+        <w:rPr>
+          <w:sz w:val="19"/>
+        </w:rPr>
+      </w:pPr>
     </w:p>
     <w:p>
       <w:pPr>
@@ -8286,7 +8408,6 @@
   <w:style w:type="character" w:default="1" w:styleId="DefaultParagraphFont">
     <w:name w:val="Default Paragraph Font"/>
     <w:uiPriority w:val="1"/>
-    <w:semiHidden/>
     <w:unhideWhenUsed/>
   </w:style>
   <w:style w:type="table" w:default="1" w:styleId="TableNormal">
